--- a/runs/Architecture_chapter.docx
+++ b/runs/Architecture_chapter.docx
@@ -212,7 +212,7 @@
           <w:sz w:val="22"/>
           <w:szCs w:val="22"/>
         </w:rPr>
-        <w:t xml:space="preserve">Module names combine a common prefix with descriptive suffixes; a few suffixes are established acronyms from the literature, while most are plain descriptions of the operation. Table 1 expands every term used in this and the following sections.</w:t>
+        <w:t xml:space="preserve">Module names combine a common prefix with descriptive suffixes; a few suffixes are established acronyms from the literature, while most are plain descriptions of the operation. Table 1 expands every term used in this chapter.</w:t>
       </w:r>
     </w:p>
     <w:tbl>
@@ -262,8 +262,6 @@
                 <w:rFonts w:ascii="Arial" w:cs="Arial" w:eastAsia="Arial" w:hAnsi="Arial"/>
                 <w:b/>
                 <w:bCs/>
-                <w:i w:val="false"/>
-                <w:iCs w:val="false"/>
                 <w:color w:val="FFFFFF"/>
                 <w:sz w:val="18"/>
                 <w:szCs w:val="18"/>
@@ -298,8 +296,6 @@
                 <w:rFonts w:ascii="Arial" w:cs="Arial" w:eastAsia="Arial" w:hAnsi="Arial"/>
                 <w:b/>
                 <w:bCs/>
-                <w:i w:val="false"/>
-                <w:iCs w:val="false"/>
                 <w:color w:val="FFFFFF"/>
                 <w:sz w:val="18"/>
                 <w:szCs w:val="18"/>
@@ -334,8 +330,6 @@
                 <w:rFonts w:ascii="Arial" w:cs="Arial" w:eastAsia="Arial" w:hAnsi="Arial"/>
                 <w:b/>
                 <w:bCs/>
-                <w:i w:val="false"/>
-                <w:iCs w:val="false"/>
                 <w:color w:val="FFFFFF"/>
                 <w:sz w:val="18"/>
                 <w:szCs w:val="18"/>
@@ -372,8 +366,6 @@
                 <w:rFonts w:ascii="Arial" w:cs="Arial" w:eastAsia="Arial" w:hAnsi="Arial"/>
                 <w:b/>
                 <w:bCs/>
-                <w:i w:val="false"/>
-                <w:iCs w:val="false"/>
                 <w:color w:val="1B1B1B"/>
                 <w:sz w:val="18"/>
                 <w:szCs w:val="18"/>
@@ -408,8 +400,6 @@
                 <w:rFonts w:ascii="Arial" w:cs="Arial" w:eastAsia="Arial" w:hAnsi="Arial"/>
                 <w:b w:val="false"/>
                 <w:bCs w:val="false"/>
-                <w:i w:val="false"/>
-                <w:iCs w:val="false"/>
                 <w:color w:val="1B1B1B"/>
                 <w:sz w:val="18"/>
                 <w:szCs w:val="18"/>
@@ -444,8 +434,6 @@
                 <w:rFonts w:ascii="Arial" w:cs="Arial" w:eastAsia="Arial" w:hAnsi="Arial"/>
                 <w:b w:val="false"/>
                 <w:bCs w:val="false"/>
-                <w:i w:val="false"/>
-                <w:iCs w:val="false"/>
                 <w:color w:val="1B1B1B"/>
                 <w:sz w:val="18"/>
                 <w:szCs w:val="18"/>
@@ -482,8 +470,6 @@
                 <w:rFonts w:ascii="Arial" w:cs="Arial" w:eastAsia="Arial" w:hAnsi="Arial"/>
                 <w:b/>
                 <w:bCs/>
-                <w:i w:val="false"/>
-                <w:iCs w:val="false"/>
                 <w:color w:val="1B1B1B"/>
                 <w:sz w:val="18"/>
                 <w:szCs w:val="18"/>
@@ -518,8 +504,6 @@
                 <w:rFonts w:ascii="Arial" w:cs="Arial" w:eastAsia="Arial" w:hAnsi="Arial"/>
                 <w:b w:val="false"/>
                 <w:bCs w:val="false"/>
-                <w:i w:val="false"/>
-                <w:iCs w:val="false"/>
                 <w:color w:val="1B1B1B"/>
                 <w:sz w:val="18"/>
                 <w:szCs w:val="18"/>
@@ -554,8 +538,6 @@
                 <w:rFonts w:ascii="Arial" w:cs="Arial" w:eastAsia="Arial" w:hAnsi="Arial"/>
                 <w:b w:val="false"/>
                 <w:bCs w:val="false"/>
-                <w:i w:val="false"/>
-                <w:iCs w:val="false"/>
                 <w:color w:val="1B1B1B"/>
                 <w:sz w:val="18"/>
                 <w:szCs w:val="18"/>
@@ -592,8 +574,6 @@
                 <w:rFonts w:ascii="Arial" w:cs="Arial" w:eastAsia="Arial" w:hAnsi="Arial"/>
                 <w:b/>
                 <w:bCs/>
-                <w:i w:val="false"/>
-                <w:iCs w:val="false"/>
                 <w:color w:val="1B1B1B"/>
                 <w:sz w:val="18"/>
                 <w:szCs w:val="18"/>
@@ -628,8 +608,6 @@
                 <w:rFonts w:ascii="Arial" w:cs="Arial" w:eastAsia="Arial" w:hAnsi="Arial"/>
                 <w:b w:val="false"/>
                 <w:bCs w:val="false"/>
-                <w:i w:val="false"/>
-                <w:iCs w:val="false"/>
                 <w:color w:val="1B1B1B"/>
                 <w:sz w:val="18"/>
                 <w:szCs w:val="18"/>
@@ -664,8 +642,6 @@
                 <w:rFonts w:ascii="Arial" w:cs="Arial" w:eastAsia="Arial" w:hAnsi="Arial"/>
                 <w:b w:val="false"/>
                 <w:bCs w:val="false"/>
-                <w:i w:val="false"/>
-                <w:iCs w:val="false"/>
                 <w:color w:val="1B1B1B"/>
                 <w:sz w:val="18"/>
                 <w:szCs w:val="18"/>
@@ -702,8 +678,6 @@
                 <w:rFonts w:ascii="Arial" w:cs="Arial" w:eastAsia="Arial" w:hAnsi="Arial"/>
                 <w:b/>
                 <w:bCs/>
-                <w:i w:val="false"/>
-                <w:iCs w:val="false"/>
                 <w:color w:val="1B1B1B"/>
                 <w:sz w:val="18"/>
                 <w:szCs w:val="18"/>
@@ -738,8 +712,6 @@
                 <w:rFonts w:ascii="Arial" w:cs="Arial" w:eastAsia="Arial" w:hAnsi="Arial"/>
                 <w:b w:val="false"/>
                 <w:bCs w:val="false"/>
-                <w:i w:val="false"/>
-                <w:iCs w:val="false"/>
                 <w:color w:val="1B1B1B"/>
                 <w:sz w:val="18"/>
                 <w:szCs w:val="18"/>
@@ -774,13 +746,11 @@
                 <w:rFonts w:ascii="Arial" w:cs="Arial" w:eastAsia="Arial" w:hAnsi="Arial"/>
                 <w:b w:val="false"/>
                 <w:bCs w:val="false"/>
-                <w:i w:val="false"/>
-                <w:iCs w:val="false"/>
-                <w:color w:val="1B1B1B"/>
-                <w:sz w:val="18"/>
-                <w:szCs w:val="18"/>
-              </w:rPr>
-              <w:t xml:space="preserve">A multi-branch fusion block that combines large-receptive-field and small-receptive-field paths.</w:t>
+                <w:color w:val="1B1B1B"/>
+                <w:sz w:val="18"/>
+                <w:szCs w:val="18"/>
+              </w:rPr>
+              <w:t xml:space="preserve">A multi-branch fusion block combining large-receptive-field and small-receptive-field paths.</w:t>
             </w:r>
           </w:p>
         </w:tc>
@@ -812,8 +782,6 @@
                 <w:rFonts w:ascii="Arial" w:cs="Arial" w:eastAsia="Arial" w:hAnsi="Arial"/>
                 <w:b/>
                 <w:bCs/>
-                <w:i w:val="false"/>
-                <w:iCs w:val="false"/>
                 <w:color w:val="1B1B1B"/>
                 <w:sz w:val="18"/>
                 <w:szCs w:val="18"/>
@@ -848,8 +816,6 @@
                 <w:rFonts w:ascii="Arial" w:cs="Arial" w:eastAsia="Arial" w:hAnsi="Arial"/>
                 <w:b w:val="false"/>
                 <w:bCs w:val="false"/>
-                <w:i w:val="false"/>
-                <w:iCs w:val="false"/>
                 <w:color w:val="1B1B1B"/>
                 <w:sz w:val="18"/>
                 <w:szCs w:val="18"/>
@@ -884,8 +850,6 @@
                 <w:rFonts w:ascii="Arial" w:cs="Arial" w:eastAsia="Arial" w:hAnsi="Arial"/>
                 <w:b w:val="false"/>
                 <w:bCs w:val="false"/>
-                <w:i w:val="false"/>
-                <w:iCs w:val="false"/>
                 <w:color w:val="1B1B1B"/>
                 <w:sz w:val="18"/>
                 <w:szCs w:val="18"/>
@@ -922,8 +886,6 @@
                 <w:rFonts w:ascii="Arial" w:cs="Arial" w:eastAsia="Arial" w:hAnsi="Arial"/>
                 <w:b/>
                 <w:bCs/>
-                <w:i w:val="false"/>
-                <w:iCs w:val="false"/>
                 <w:color w:val="1B1B1B"/>
                 <w:sz w:val="18"/>
                 <w:szCs w:val="18"/>
@@ -958,8 +920,6 @@
                 <w:rFonts w:ascii="Arial" w:cs="Arial" w:eastAsia="Arial" w:hAnsi="Arial"/>
                 <w:b w:val="false"/>
                 <w:bCs w:val="false"/>
-                <w:i w:val="false"/>
-                <w:iCs w:val="false"/>
                 <w:color w:val="1B1B1B"/>
                 <w:sz w:val="18"/>
                 <w:szCs w:val="18"/>
@@ -994,8 +954,6 @@
                 <w:rFonts w:ascii="Arial" w:cs="Arial" w:eastAsia="Arial" w:hAnsi="Arial"/>
                 <w:b w:val="false"/>
                 <w:bCs w:val="false"/>
-                <w:i w:val="false"/>
-                <w:iCs w:val="false"/>
                 <w:color w:val="1B1B1B"/>
                 <w:sz w:val="18"/>
                 <w:szCs w:val="18"/>
@@ -1032,8 +990,6 @@
                 <w:rFonts w:ascii="Arial" w:cs="Arial" w:eastAsia="Arial" w:hAnsi="Arial"/>
                 <w:b/>
                 <w:bCs/>
-                <w:i w:val="false"/>
-                <w:iCs w:val="false"/>
                 <w:color w:val="1B1B1B"/>
                 <w:sz w:val="18"/>
                 <w:szCs w:val="18"/>
@@ -1068,8 +1024,6 @@
                 <w:rFonts w:ascii="Arial" w:cs="Arial" w:eastAsia="Arial" w:hAnsi="Arial"/>
                 <w:b w:val="false"/>
                 <w:bCs w:val="false"/>
-                <w:i w:val="false"/>
-                <w:iCs w:val="false"/>
                 <w:color w:val="1B1B1B"/>
                 <w:sz w:val="18"/>
                 <w:szCs w:val="18"/>
@@ -1104,8 +1058,6 @@
                 <w:rFonts w:ascii="Arial" w:cs="Arial" w:eastAsia="Arial" w:hAnsi="Arial"/>
                 <w:b w:val="false"/>
                 <w:bCs w:val="false"/>
-                <w:i w:val="false"/>
-                <w:iCs w:val="false"/>
                 <w:color w:val="1B1B1B"/>
                 <w:sz w:val="18"/>
                 <w:szCs w:val="18"/>
@@ -1142,8 +1094,6 @@
                 <w:rFonts w:ascii="Arial" w:cs="Arial" w:eastAsia="Arial" w:hAnsi="Arial"/>
                 <w:b/>
                 <w:bCs/>
-                <w:i w:val="false"/>
-                <w:iCs w:val="false"/>
                 <w:color w:val="1B1B1B"/>
                 <w:sz w:val="18"/>
                 <w:szCs w:val="18"/>
@@ -1178,8 +1128,6 @@
                 <w:rFonts w:ascii="Arial" w:cs="Arial" w:eastAsia="Arial" w:hAnsi="Arial"/>
                 <w:b w:val="false"/>
                 <w:bCs w:val="false"/>
-                <w:i w:val="false"/>
-                <w:iCs w:val="false"/>
                 <w:color w:val="1B1B1B"/>
                 <w:sz w:val="18"/>
                 <w:szCs w:val="18"/>
@@ -1214,8 +1162,6 @@
                 <w:rFonts w:ascii="Arial" w:cs="Arial" w:eastAsia="Arial" w:hAnsi="Arial"/>
                 <w:b w:val="false"/>
                 <w:bCs w:val="false"/>
-                <w:i w:val="false"/>
-                <w:iCs w:val="false"/>
                 <w:color w:val="1B1B1B"/>
                 <w:sz w:val="18"/>
                 <w:szCs w:val="18"/>
@@ -1252,8 +1198,6 @@
                 <w:rFonts w:ascii="Arial" w:cs="Arial" w:eastAsia="Arial" w:hAnsi="Arial"/>
                 <w:b/>
                 <w:bCs/>
-                <w:i w:val="false"/>
-                <w:iCs w:val="false"/>
                 <w:color w:val="1B1B1B"/>
                 <w:sz w:val="18"/>
                 <w:szCs w:val="18"/>
@@ -1288,8 +1232,6 @@
                 <w:rFonts w:ascii="Arial" w:cs="Arial" w:eastAsia="Arial" w:hAnsi="Arial"/>
                 <w:b w:val="false"/>
                 <w:bCs w:val="false"/>
-                <w:i w:val="false"/>
-                <w:iCs w:val="false"/>
                 <w:color w:val="1B1B1B"/>
                 <w:sz w:val="18"/>
                 <w:szCs w:val="18"/>
@@ -1324,8 +1266,6 @@
                 <w:rFonts w:ascii="Arial" w:cs="Arial" w:eastAsia="Arial" w:hAnsi="Arial"/>
                 <w:b w:val="false"/>
                 <w:bCs w:val="false"/>
-                <w:i w:val="false"/>
-                <w:iCs w:val="false"/>
                 <w:color w:val="1B1B1B"/>
                 <w:sz w:val="18"/>
                 <w:szCs w:val="18"/>
@@ -1362,8 +1302,6 @@
                 <w:rFonts w:ascii="Arial" w:cs="Arial" w:eastAsia="Arial" w:hAnsi="Arial"/>
                 <w:b/>
                 <w:bCs/>
-                <w:i w:val="false"/>
-                <w:iCs w:val="false"/>
                 <w:color w:val="1B1B1B"/>
                 <w:sz w:val="18"/>
                 <w:szCs w:val="18"/>
@@ -1398,8 +1336,6 @@
                 <w:rFonts w:ascii="Arial" w:cs="Arial" w:eastAsia="Arial" w:hAnsi="Arial"/>
                 <w:b w:val="false"/>
                 <w:bCs w:val="false"/>
-                <w:i w:val="false"/>
-                <w:iCs w:val="false"/>
                 <w:color w:val="1B1B1B"/>
                 <w:sz w:val="18"/>
                 <w:szCs w:val="18"/>
@@ -1434,8 +1370,6 @@
                 <w:rFonts w:ascii="Arial" w:cs="Arial" w:eastAsia="Arial" w:hAnsi="Arial"/>
                 <w:b w:val="false"/>
                 <w:bCs w:val="false"/>
-                <w:i w:val="false"/>
-                <w:iCs w:val="false"/>
                 <w:color w:val="1B1B1B"/>
                 <w:sz w:val="18"/>
                 <w:szCs w:val="18"/>
@@ -1472,8 +1406,6 @@
                 <w:rFonts w:ascii="Arial" w:cs="Arial" w:eastAsia="Arial" w:hAnsi="Arial"/>
                 <w:b/>
                 <w:bCs/>
-                <w:i w:val="false"/>
-                <w:iCs w:val="false"/>
                 <w:color w:val="1B1B1B"/>
                 <w:sz w:val="18"/>
                 <w:szCs w:val="18"/>
@@ -1508,8 +1440,6 @@
                 <w:rFonts w:ascii="Arial" w:cs="Arial" w:eastAsia="Arial" w:hAnsi="Arial"/>
                 <w:b w:val="false"/>
                 <w:bCs w:val="false"/>
-                <w:i w:val="false"/>
-                <w:iCs w:val="false"/>
                 <w:color w:val="1B1B1B"/>
                 <w:sz w:val="18"/>
                 <w:szCs w:val="18"/>
@@ -1544,8 +1474,6 @@
                 <w:rFonts w:ascii="Arial" w:cs="Arial" w:eastAsia="Arial" w:hAnsi="Arial"/>
                 <w:b w:val="false"/>
                 <w:bCs w:val="false"/>
-                <w:i w:val="false"/>
-                <w:iCs w:val="false"/>
                 <w:color w:val="1B1B1B"/>
                 <w:sz w:val="18"/>
                 <w:szCs w:val="18"/>
@@ -1582,8 +1510,6 @@
                 <w:rFonts w:ascii="Arial" w:cs="Arial" w:eastAsia="Arial" w:hAnsi="Arial"/>
                 <w:b/>
                 <w:bCs/>
-                <w:i w:val="false"/>
-                <w:iCs w:val="false"/>
                 <w:color w:val="1B1B1B"/>
                 <w:sz w:val="18"/>
                 <w:szCs w:val="18"/>
@@ -1618,8 +1544,6 @@
                 <w:rFonts w:ascii="Arial" w:cs="Arial" w:eastAsia="Arial" w:hAnsi="Arial"/>
                 <w:b w:val="false"/>
                 <w:bCs w:val="false"/>
-                <w:i w:val="false"/>
-                <w:iCs w:val="false"/>
                 <w:color w:val="1B1B1B"/>
                 <w:sz w:val="18"/>
                 <w:szCs w:val="18"/>
@@ -1654,8 +1578,6 @@
                 <w:rFonts w:ascii="Arial" w:cs="Arial" w:eastAsia="Arial" w:hAnsi="Arial"/>
                 <w:b w:val="false"/>
                 <w:bCs w:val="false"/>
-                <w:i w:val="false"/>
-                <w:iCs w:val="false"/>
                 <w:color w:val="1B1B1B"/>
                 <w:sz w:val="18"/>
                 <w:szCs w:val="18"/>
@@ -1692,8 +1614,6 @@
                 <w:rFonts w:ascii="Arial" w:cs="Arial" w:eastAsia="Arial" w:hAnsi="Arial"/>
                 <w:b/>
                 <w:bCs/>
-                <w:i w:val="false"/>
-                <w:iCs w:val="false"/>
                 <w:color w:val="1B1B1B"/>
                 <w:sz w:val="18"/>
                 <w:szCs w:val="18"/>
@@ -1728,8 +1648,6 @@
                 <w:rFonts w:ascii="Arial" w:cs="Arial" w:eastAsia="Arial" w:hAnsi="Arial"/>
                 <w:b w:val="false"/>
                 <w:bCs w:val="false"/>
-                <w:i w:val="false"/>
-                <w:iCs w:val="false"/>
                 <w:color w:val="1B1B1B"/>
                 <w:sz w:val="18"/>
                 <w:szCs w:val="18"/>
@@ -1764,8 +1682,6 @@
                 <w:rFonts w:ascii="Arial" w:cs="Arial" w:eastAsia="Arial" w:hAnsi="Arial"/>
                 <w:b w:val="false"/>
                 <w:bCs w:val="false"/>
-                <w:i w:val="false"/>
-                <w:iCs w:val="false"/>
                 <w:color w:val="1B1B1B"/>
                 <w:sz w:val="18"/>
                 <w:szCs w:val="18"/>
@@ -1802,8 +1718,6 @@
                 <w:rFonts w:ascii="Arial" w:cs="Arial" w:eastAsia="Arial" w:hAnsi="Arial"/>
                 <w:b/>
                 <w:bCs/>
-                <w:i w:val="false"/>
-                <w:iCs w:val="false"/>
                 <w:color w:val="1B1B1B"/>
                 <w:sz w:val="18"/>
                 <w:szCs w:val="18"/>
@@ -1838,8 +1752,6 @@
                 <w:rFonts w:ascii="Arial" w:cs="Arial" w:eastAsia="Arial" w:hAnsi="Arial"/>
                 <w:b w:val="false"/>
                 <w:bCs w:val="false"/>
-                <w:i w:val="false"/>
-                <w:iCs w:val="false"/>
                 <w:color w:val="1B1B1B"/>
                 <w:sz w:val="18"/>
                 <w:szCs w:val="18"/>
@@ -1874,8 +1786,6 @@
                 <w:rFonts w:ascii="Arial" w:cs="Arial" w:eastAsia="Arial" w:hAnsi="Arial"/>
                 <w:b w:val="false"/>
                 <w:bCs w:val="false"/>
-                <w:i w:val="false"/>
-                <w:iCs w:val="false"/>
                 <w:color w:val="1B1B1B"/>
                 <w:sz w:val="18"/>
                 <w:szCs w:val="18"/>
@@ -1912,8 +1822,6 @@
                 <w:rFonts w:ascii="Arial" w:cs="Arial" w:eastAsia="Arial" w:hAnsi="Arial"/>
                 <w:b/>
                 <w:bCs/>
-                <w:i w:val="false"/>
-                <w:iCs w:val="false"/>
                 <w:color w:val="1B1B1B"/>
                 <w:sz w:val="18"/>
                 <w:szCs w:val="18"/>
@@ -1948,8 +1856,6 @@
                 <w:rFonts w:ascii="Arial" w:cs="Arial" w:eastAsia="Arial" w:hAnsi="Arial"/>
                 <w:b w:val="false"/>
                 <w:bCs w:val="false"/>
-                <w:i w:val="false"/>
-                <w:iCs w:val="false"/>
                 <w:color w:val="1B1B1B"/>
                 <w:sz w:val="18"/>
                 <w:szCs w:val="18"/>
@@ -1984,8 +1890,6 @@
                 <w:rFonts w:ascii="Arial" w:cs="Arial" w:eastAsia="Arial" w:hAnsi="Arial"/>
                 <w:b w:val="false"/>
                 <w:bCs w:val="false"/>
-                <w:i w:val="false"/>
-                <w:iCs w:val="false"/>
                 <w:color w:val="1B1B1B"/>
                 <w:sz w:val="18"/>
                 <w:szCs w:val="18"/>
@@ -2022,8 +1926,6 @@
                 <w:rFonts w:ascii="Arial" w:cs="Arial" w:eastAsia="Arial" w:hAnsi="Arial"/>
                 <w:b/>
                 <w:bCs/>
-                <w:i w:val="false"/>
-                <w:iCs w:val="false"/>
                 <w:color w:val="1B1B1B"/>
                 <w:sz w:val="18"/>
                 <w:szCs w:val="18"/>
@@ -2058,8 +1960,6 @@
                 <w:rFonts w:ascii="Arial" w:cs="Arial" w:eastAsia="Arial" w:hAnsi="Arial"/>
                 <w:b w:val="false"/>
                 <w:bCs w:val="false"/>
-                <w:i w:val="false"/>
-                <w:iCs w:val="false"/>
                 <w:color w:val="1B1B1B"/>
                 <w:sz w:val="18"/>
                 <w:szCs w:val="18"/>
@@ -2094,8 +1994,6 @@
                 <w:rFonts w:ascii="Arial" w:cs="Arial" w:eastAsia="Arial" w:hAnsi="Arial"/>
                 <w:b w:val="false"/>
                 <w:bCs w:val="false"/>
-                <w:i w:val="false"/>
-                <w:iCs w:val="false"/>
                 <w:color w:val="1B1B1B"/>
                 <w:sz w:val="18"/>
                 <w:szCs w:val="18"/>
@@ -2132,8 +2030,6 @@
                 <w:rFonts w:ascii="Arial" w:cs="Arial" w:eastAsia="Arial" w:hAnsi="Arial"/>
                 <w:b/>
                 <w:bCs/>
-                <w:i w:val="false"/>
-                <w:iCs w:val="false"/>
                 <w:color w:val="1B1B1B"/>
                 <w:sz w:val="18"/>
                 <w:szCs w:val="18"/>
@@ -2168,8 +2064,6 @@
                 <w:rFonts w:ascii="Arial" w:cs="Arial" w:eastAsia="Arial" w:hAnsi="Arial"/>
                 <w:b w:val="false"/>
                 <w:bCs w:val="false"/>
-                <w:i w:val="false"/>
-                <w:iCs w:val="false"/>
                 <w:color w:val="1B1B1B"/>
                 <w:sz w:val="18"/>
                 <w:szCs w:val="18"/>
@@ -2204,13 +2098,11 @@
                 <w:rFonts w:ascii="Arial" w:cs="Arial" w:eastAsia="Arial" w:hAnsi="Arial"/>
                 <w:b w:val="false"/>
                 <w:bCs w:val="false"/>
-                <w:i w:val="false"/>
-                <w:iCs w:val="false"/>
-                <w:color w:val="1B1B1B"/>
-                <w:sz w:val="18"/>
-                <w:szCs w:val="18"/>
-              </w:rPr>
-              <w:t xml:space="preserve">Box-regression loss and the label-assignment strategy.</w:t>
+                <w:color w:val="1B1B1B"/>
+                <w:sz w:val="18"/>
+                <w:szCs w:val="18"/>
+              </w:rPr>
+              <w:t xml:space="preserve">Box-regression loss and label-assignment strategy.</w:t>
             </w:r>
           </w:p>
         </w:tc>
@@ -2242,8 +2134,6 @@
                 <w:rFonts w:ascii="Arial" w:cs="Arial" w:eastAsia="Arial" w:hAnsi="Arial"/>
                 <w:b/>
                 <w:bCs/>
-                <w:i w:val="false"/>
-                <w:iCs w:val="false"/>
                 <w:color w:val="1B1B1B"/>
                 <w:sz w:val="18"/>
                 <w:szCs w:val="18"/>
@@ -2278,8 +2168,6 @@
                 <w:rFonts w:ascii="Arial" w:cs="Arial" w:eastAsia="Arial" w:hAnsi="Arial"/>
                 <w:b w:val="false"/>
                 <w:bCs w:val="false"/>
-                <w:i w:val="false"/>
-                <w:iCs w:val="false"/>
                 <w:color w:val="1B1B1B"/>
                 <w:sz w:val="18"/>
                 <w:szCs w:val="18"/>
@@ -2314,8 +2202,6 @@
                 <w:rFonts w:ascii="Arial" w:cs="Arial" w:eastAsia="Arial" w:hAnsi="Arial"/>
                 <w:b w:val="false"/>
                 <w:bCs w:val="false"/>
-                <w:i w:val="false"/>
-                <w:iCs w:val="false"/>
                 <w:color w:val="1B1B1B"/>
                 <w:sz w:val="18"/>
                 <w:szCs w:val="18"/>
@@ -2352,8 +2238,6 @@
                 <w:rFonts w:ascii="Arial" w:cs="Arial" w:eastAsia="Arial" w:hAnsi="Arial"/>
                 <w:b/>
                 <w:bCs/>
-                <w:i w:val="false"/>
-                <w:iCs w:val="false"/>
                 <w:color w:val="1B1B1B"/>
                 <w:sz w:val="18"/>
                 <w:szCs w:val="18"/>
@@ -2388,8 +2272,6 @@
                 <w:rFonts w:ascii="Arial" w:cs="Arial" w:eastAsia="Arial" w:hAnsi="Arial"/>
                 <w:b w:val="false"/>
                 <w:bCs w:val="false"/>
-                <w:i w:val="false"/>
-                <w:iCs w:val="false"/>
                 <w:color w:val="1B1B1B"/>
                 <w:sz w:val="18"/>
                 <w:szCs w:val="18"/>
@@ -2424,8 +2306,6 @@
                 <w:rFonts w:ascii="Arial" w:cs="Arial" w:eastAsia="Arial" w:hAnsi="Arial"/>
                 <w:b w:val="false"/>
                 <w:bCs w:val="false"/>
-                <w:i w:val="false"/>
-                <w:iCs w:val="false"/>
                 <w:color w:val="1B1B1B"/>
                 <w:sz w:val="18"/>
                 <w:szCs w:val="18"/>
@@ -2566,7 +2446,7 @@
           <w:sz w:val="22"/>
           <w:szCs w:val="22"/>
         </w:rPr>
-        <w:t xml:space="preserve">Small objects are reliably found but poorly scored, and the wide-receptive-field branches used elsewhere erode the fine P3 detail they depend on. This module adds two small depthwise kernels (3x3 and 5x5) as a zero-gated residual, reinforcing local detail without introducing large-kernel smoothing, which improves small-object precision.</w:t>
+        <w:t xml:space="preserve">Small objects are reliably found but poorly scored, and wide-receptive-field branches erode the fine P3 detail they depend on. This module adds two small depthwise kernels (3x3 and 5x5) as a zero-gated residual, reinforcing local detail without large-kernel smoothing, which improves small-object precision.</w:t>
       </w:r>
     </w:p>
     <w:p>
@@ -2596,7 +2476,7 @@
           <w:sz w:val="22"/>
           <w:szCs w:val="22"/>
         </w:rPr>
-        <w:t xml:space="preserve">A pure large-kernel fusion smooths small-object features at the fusion source. This block expands the input with a 1x1 to two branches: branch 1 keeps square large-kernel context (a large-kernel attention path), while branch 2 is a hybrid that places a small-detail path (depthwise 3x3 + 5x5, with GroupNorm and SiLU) next to a large strip kernel. The branches are concatenated and projected, so one block serves both context and detail without a trade-off.</w:t>
+        <w:t xml:space="preserve">A pure large-kernel fusion smooths small-object features at the fusion source. This block expands the input with a 1x1 to two branches: branch 1 keeps square large-kernel context, while branch 2 is a hybrid that places a small-detail path (depthwise 3x3 + 5x5 with GroupNorm and SiLU) next to a large strip kernel. The branches are concatenated and projected, so one block serves both context and detail.</w:t>
       </w:r>
     </w:p>
     <w:p>
@@ -2656,7 +2536,7 @@
           <w:sz w:val="22"/>
           <w:szCs w:val="22"/>
         </w:rPr>
-        <w:t xml:space="preserve">A purely local receptive field cannot separate the context-defined other class from genuine weapons. This module performs a squeeze-and-excitation-style global recalibration: global average pooling, a 1x1 bottleneck with SiLU, a 1x1 expansion, then a gated add. It broadcasts a global channel-context vector to every location at near-zero cost, helping appearance-versus-context classes such as other.</w:t>
+        <w:t xml:space="preserve">A purely local receptive field cannot separate the context-defined other class from genuine weapons. This module performs a squeeze-and-excitation-style global recalibration (global average pooling, a 1x1 bottleneck with SiLU, a 1x1 expansion, then a gated add), broadcasting a global channel-context vector to every location at near-zero cost.</w:t>
       </w:r>
     </w:p>
     <w:p>
@@ -2686,7 +2566,7 @@
           <w:sz w:val="22"/>
           <w:szCs w:val="22"/>
         </w:rPr>
-        <w:t xml:space="preserve">Training the head only through the enhanced features lets the backbone drift toward context and lose fine detail. We attach an auxiliary head to the raw (pre-enhancement) features alongside the main head on the enhanced features. The auxiliary gradient forces the backbone to keep the raw high-resolution information; the auxiliary head is dropped at inference, so it costs nothing at test time.</w:t>
+        <w:t xml:space="preserve">Training the head only through the enhanced features lets the backbone drift toward context and lose fine detail. We attach an auxiliary head to the raw features alongside the main head on the enhanced features; the auxiliary gradient forces the backbone to keep the raw high-resolution information. The auxiliary head is dropped at inference, so it costs nothing at test time.</w:t>
       </w:r>
     </w:p>
     <w:p>
@@ -2711,7 +2591,7 @@
           <w:sz w:val="22"/>
           <w:szCs w:val="22"/>
         </w:rPr>
-        <w:t xml:space="preserve">Relative to the unmodified YOLOv12s baseline, the architecture (i) preserves the strong pretrained initialisation through zero-gating, so every addition is a safe superset of the baseline; (ii) specialises the enhancement per scale, adding fine detail where small objects live (P3) and broad context where they do not (P4/P5), which addresses small-object scoring without sacrificing context; (iii) injects global scene context at every level to help the heterogeneous, context-defined other class; and (iv) preserves backbone detail through a dual-head training signal that is free at inference. All additions rely on depthwise and 1x1 operations, keeping the parameter and latency overhead small.</w:t>
+        <w:t xml:space="preserve">Relative to the unmodified YOLOv12s baseline, the architecture (i) preserves the strong pretrained initialisation through zero-gating, so every addition is a safe superset of the baseline; (ii) specialises the enhancement per scale, adding fine detail where small objects live (P3) and broad context where they do not (P4/P5); (iii) injects global scene context at every level to help the heterogeneous, context-defined other class; and (iv) preserves backbone detail through a dual-head training signal that is free at inference. All additions rely on depthwise and 1x1 operations, keeping the parameter and latency overhead small.</w:t>
       </w:r>
     </w:p>
     <w:p>
@@ -2722,7 +2602,7 @@
         <w:rPr>
           <w:rFonts w:ascii="Arial" w:cs="Arial" w:eastAsia="Arial" w:hAnsi="Arial"/>
         </w:rPr>
-        <w:t xml:space="preserve">E. Architectures explored</w:t>
+        <w:t xml:space="preserve">E. Approaches explored</w:t>
       </w:r>
     </w:p>
     <w:p>
@@ -2736,7 +2616,7 @@
           <w:sz w:val="22"/>
           <w:szCs w:val="22"/>
         </w:rPr>
-        <w:t xml:space="preserve">The final design is the outcome of a broad architecture search. We explored several families of modules and head designs; Table 2 summarises them and which were retained. The search converged on the combination in Figure 1, and later variants (deeper P3 auxiliaries, decoupled and multi-prototype heads, deformable and self-attention operators, and additional fusion designs) produced neutral or negative changes, indicating that the design had saturated.</w:t>
+        <w:t xml:space="preserve">The final design is the outcome of a broad architecture search spanning roughly forty incremental rounds. Rather than list every run, Table 2 summarises, at the proposal level, the mechanisms we explored, the specific variants tried under each, and whether they were adopted. The search covered where and at which kernel size to insert attention, wide-receptive-field fusion, global and channel context, self-attention, spatial pyramid pooling, deformable and dynamic-sampling operators, capacity redistribution and P3 depth/path changes, neck topology, input resolution, and a range of detection-head ideas (auxiliary supervision, decoupling, alternative classifiers and tower capacity). Only the five modules marked adopted appear in the final globalctx design; the remainder were neutral or harmful, indicating that the design had saturated.</w:t>
       </w:r>
     </w:p>
     <w:tbl>
@@ -2752,9 +2632,9 @@
         </w:tblBorders>
       </w:tblPr>
       <w:tblGrid>
-        <w:gridCol w:w="2200"/>
-        <w:gridCol w:w="4200"/>
-        <w:gridCol w:w="2960"/>
+        <w:gridCol w:w="2520"/>
+        <w:gridCol w:w="4340"/>
+        <w:gridCol w:w="2500"/>
       </w:tblGrid>
       <w:tr>
         <w:trPr>
@@ -2762,7 +2642,7 @@
         </w:trPr>
         <w:tc>
           <w:tcPr>
-            <w:tcW w:type="dxa" w:w="2200"/>
+            <w:tcW w:type="dxa" w:w="2520"/>
             <w:tcBorders>
               <w:top w:val="single" w:color="BBBBBB" w:sz="1"/>
               <w:left w:val="single" w:color="BBBBBB" w:sz="1"/>
@@ -2786,19 +2666,17 @@
                 <w:rFonts w:ascii="Arial" w:cs="Arial" w:eastAsia="Arial" w:hAnsi="Arial"/>
                 <w:b/>
                 <w:bCs/>
-                <w:i w:val="false"/>
-                <w:iCs w:val="false"/>
                 <w:color w:val="FFFFFF"/>
                 <w:sz w:val="18"/>
                 <w:szCs w:val="18"/>
               </w:rPr>
-              <w:t xml:space="preserve">Family explored</w:t>
-            </w:r>
-          </w:p>
-        </w:tc>
-        <w:tc>
-          <w:tcPr>
-            <w:tcW w:type="dxa" w:w="4200"/>
+              <w:t xml:space="preserve">Mechanism / approach</w:t>
+            </w:r>
+          </w:p>
+        </w:tc>
+        <w:tc>
+          <w:tcPr>
+            <w:tcW w:type="dxa" w:w="4340"/>
             <w:tcBorders>
               <w:top w:val="single" w:color="BBBBBB" w:sz="1"/>
               <w:left w:val="single" w:color="BBBBBB" w:sz="1"/>
@@ -2822,19 +2700,17 @@
                 <w:rFonts w:ascii="Arial" w:cs="Arial" w:eastAsia="Arial" w:hAnsi="Arial"/>
                 <w:b/>
                 <w:bCs/>
-                <w:i w:val="false"/>
-                <w:iCs w:val="false"/>
                 <w:color w:val="FFFFFF"/>
                 <w:sz w:val="18"/>
                 <w:szCs w:val="18"/>
               </w:rPr>
-              <w:t xml:space="preserve">Representative variants</w:t>
-            </w:r>
-          </w:p>
-        </w:tc>
-        <w:tc>
-          <w:tcPr>
-            <w:tcW w:type="dxa" w:w="2960"/>
+              <w:t xml:space="preserve">Variants we tried</w:t>
+            </w:r>
+          </w:p>
+        </w:tc>
+        <w:tc>
+          <w:tcPr>
+            <w:tcW w:type="dxa" w:w="2500"/>
             <w:tcBorders>
               <w:top w:val="single" w:color="BBBBBB" w:sz="1"/>
               <w:left w:val="single" w:color="BBBBBB" w:sz="1"/>
@@ -2858,8 +2734,6 @@
                 <w:rFonts w:ascii="Arial" w:cs="Arial" w:eastAsia="Arial" w:hAnsi="Arial"/>
                 <w:b/>
                 <w:bCs/>
-                <w:i w:val="false"/>
-                <w:iCs w:val="false"/>
                 <w:color w:val="FFFFFF"/>
                 <w:sz w:val="18"/>
                 <w:szCs w:val="18"/>
@@ -2872,7 +2746,7 @@
       <w:tr>
         <w:tc>
           <w:tcPr>
-            <w:tcW w:type="dxa" w:w="2200"/>
+            <w:tcW w:type="dxa" w:w="2520"/>
             <w:tcBorders>
               <w:top w:val="single" w:color="BBBBBB" w:sz="1"/>
               <w:left w:val="single" w:color="BBBBBB" w:sz="1"/>
@@ -2896,85 +2770,79 @@
                 <w:rFonts w:ascii="Arial" w:cs="Arial" w:eastAsia="Arial" w:hAnsi="Arial"/>
                 <w:b/>
                 <w:bCs/>
-                <w:i w:val="false"/>
-                <w:iCs w:val="false"/>
-                <w:color w:val="1B1B1B"/>
-                <w:sz w:val="18"/>
-                <w:szCs w:val="18"/>
-              </w:rPr>
-              <w:t xml:space="preserve">Large-kernel attention fusion</w:t>
-            </w:r>
-          </w:p>
-        </w:tc>
-        <w:tc>
-          <w:tcPr>
-            <w:tcW w:type="dxa" w:w="4200"/>
-            <w:tcBorders>
-              <w:top w:val="single" w:color="BBBBBB" w:sz="1"/>
-              <w:left w:val="single" w:color="BBBBBB" w:sz="1"/>
-              <w:bottom w:val="single" w:color="BBBBBB" w:sz="1"/>
-              <w:right w:val="single" w:color="BBBBBB" w:sz="1"/>
-            </w:tcBorders>
-            <w:shd w:fill="FFFFFF" w:val="clear"/>
-            <w:tcMar>
-              <w:top w:type="dxa" w:w="60"/>
-              <w:left w:type="dxa" w:w="100"/>
-              <w:bottom w:type="dxa" w:w="60"/>
-              <w:right w:type="dxa" w:w="100"/>
-            </w:tcMar>
-          </w:tcPr>
-          <w:p>
-            <w:pPr>
-              <w:jc w:val="left"/>
-            </w:pPr>
-            <w:r>
-              <w:rPr>
-                <w:rFonts w:ascii="Arial" w:cs="Arial" w:eastAsia="Arial" w:hAnsi="Arial"/>
-                <w:b w:val="false"/>
-                <w:bCs w:val="false"/>
-                <w:i w:val="false"/>
-                <w:iCs w:val="false"/>
-                <w:color w:val="1B1B1B"/>
-                <w:sz w:val="18"/>
-                <w:szCs w:val="18"/>
-              </w:rPr>
-              <w:t xml:space="preserve">ZGLSKA, ZGLSKAStripFuse, ZGLSKAMultiDil, ZGLSKAWideFuse, ZGLSKAWideFuse3, ZGLSKACompactFuse, ZGLSKASelectFuse, ZGLSKAWideFuseV2, ZGLSKARefine, ZGLSKAExpand, ZGLSKAGCFuse, ZGLSKASG</w:t>
-            </w:r>
-          </w:p>
-        </w:tc>
-        <w:tc>
-          <w:tcPr>
-            <w:tcW w:type="dxa" w:w="2960"/>
-            <w:tcBorders>
-              <w:top w:val="single" w:color="BBBBBB" w:sz="1"/>
-              <w:left w:val="single" w:color="BBBBBB" w:sz="1"/>
-              <w:bottom w:val="single" w:color="BBBBBB" w:sz="1"/>
-              <w:right w:val="single" w:color="BBBBBB" w:sz="1"/>
-            </w:tcBorders>
-            <w:shd w:fill="FFFFFF" w:val="clear"/>
-            <w:tcMar>
-              <w:top w:type="dxa" w:w="60"/>
-              <w:left w:type="dxa" w:w="100"/>
-              <w:bottom w:type="dxa" w:w="60"/>
-              <w:right w:type="dxa" w:w="100"/>
-            </w:tcMar>
-          </w:tcPr>
-          <w:p>
-            <w:pPr>
-              <w:jc w:val="left"/>
-            </w:pPr>
-            <w:r>
-              <w:rPr>
-                <w:rFonts w:ascii="Arial" w:cs="Arial" w:eastAsia="Arial" w:hAnsi="Arial"/>
-                <w:b w:val="false"/>
-                <w:bCs w:val="false"/>
-                <w:i w:val="false"/>
-                <w:iCs w:val="false"/>
-                <w:color w:val="1B1B1B"/>
-                <w:sz w:val="18"/>
-                <w:szCs w:val="18"/>
-              </w:rPr>
-              <w:t xml:space="preserve">WideFuse (P5) and WideFuseV2 (P4) retained; the other fusion variants were neutral or harmful.</w:t>
+                <w:color w:val="1B1B1B"/>
+                <w:sz w:val="18"/>
+                <w:szCs w:val="18"/>
+              </w:rPr>
+              <w:t xml:space="preserve">Large-kernel attention (LKA / LSKA / SKA)</w:t>
+            </w:r>
+          </w:p>
+        </w:tc>
+        <w:tc>
+          <w:tcPr>
+            <w:tcW w:type="dxa" w:w="4340"/>
+            <w:tcBorders>
+              <w:top w:val="single" w:color="BBBBBB" w:sz="1"/>
+              <w:left w:val="single" w:color="BBBBBB" w:sz="1"/>
+              <w:bottom w:val="single" w:color="BBBBBB" w:sz="1"/>
+              <w:right w:val="single" w:color="BBBBBB" w:sz="1"/>
+            </w:tcBorders>
+            <w:shd w:fill="FFFFFF" w:val="clear"/>
+            <w:tcMar>
+              <w:top w:type="dxa" w:w="60"/>
+              <w:left w:type="dxa" w:w="100"/>
+              <w:bottom w:type="dxa" w:w="60"/>
+              <w:right w:type="dxa" w:w="100"/>
+            </w:tcMar>
+          </w:tcPr>
+          <w:p>
+            <w:pPr>
+              <w:jc w:val="left"/>
+            </w:pPr>
+            <w:r>
+              <w:rPr>
+                <w:rFonts w:ascii="Arial" w:cs="Arial" w:eastAsia="Arial" w:hAnsi="Arial"/>
+                <w:b w:val="false"/>
+                <w:bCs w:val="false"/>
+                <w:color w:val="1B1B1B"/>
+                <w:sz w:val="18"/>
+                <w:szCs w:val="18"/>
+              </w:rPr>
+              <w:t xml:space="preserve">ZGLSKA, ZGLKA, ZGLSKASG (spatial gate), ZGLSKAExpand, ZGLSKARefine; original SKA/LSKA at P3, SKA-residual, SKA-multiscale (5x5+9x9), SKA-weapon</w:t>
+            </w:r>
+          </w:p>
+        </w:tc>
+        <w:tc>
+          <w:tcPr>
+            <w:tcW w:type="dxa" w:w="2500"/>
+            <w:tcBorders>
+              <w:top w:val="single" w:color="BBBBBB" w:sz="1"/>
+              <w:left w:val="single" w:color="BBBBBB" w:sz="1"/>
+              <w:bottom w:val="single" w:color="BBBBBB" w:sz="1"/>
+              <w:right w:val="single" w:color="BBBBBB" w:sz="1"/>
+            </w:tcBorders>
+            <w:shd w:fill="FFFFFF" w:val="clear"/>
+            <w:tcMar>
+              <w:top w:type="dxa" w:w="60"/>
+              <w:left w:type="dxa" w:w="100"/>
+              <w:bottom w:type="dxa" w:w="60"/>
+              <w:right w:type="dxa" w:w="100"/>
+            </w:tcMar>
+          </w:tcPr>
+          <w:p>
+            <w:pPr>
+              <w:jc w:val="left"/>
+            </w:pPr>
+            <w:r>
+              <w:rPr>
+                <w:rFonts w:ascii="Arial" w:cs="Arial" w:eastAsia="Arial" w:hAnsi="Arial"/>
+                <w:b w:val="false"/>
+                <w:bCs w:val="false"/>
+                <w:color w:val="1B1B1B"/>
+                <w:sz w:val="18"/>
+                <w:szCs w:val="18"/>
+              </w:rPr>
+              <w:t xml:space="preserve">Core wide-context mechanism, adopted at the deep levels</w:t>
             </w:r>
           </w:p>
         </w:tc>
@@ -2982,7 +2850,7 @@
       <w:tr>
         <w:tc>
           <w:tcPr>
-            <w:tcW w:type="dxa" w:w="2200"/>
+            <w:tcW w:type="dxa" w:w="2520"/>
             <w:tcBorders>
               <w:top w:val="single" w:color="BBBBBB" w:sz="1"/>
               <w:left w:val="single" w:color="BBBBBB" w:sz="1"/>
@@ -3006,85 +2874,79 @@
                 <w:rFonts w:ascii="Arial" w:cs="Arial" w:eastAsia="Arial" w:hAnsi="Arial"/>
                 <w:b/>
                 <w:bCs/>
-                <w:i w:val="false"/>
-                <w:iCs w:val="false"/>
-                <w:color w:val="1B1B1B"/>
-                <w:sz w:val="18"/>
-                <w:szCs w:val="18"/>
-              </w:rPr>
-              <w:t xml:space="preserve">Small-object detail</w:t>
-            </w:r>
-          </w:p>
-        </w:tc>
-        <w:tc>
-          <w:tcPr>
-            <w:tcW w:type="dxa" w:w="4200"/>
-            <w:tcBorders>
-              <w:top w:val="single" w:color="BBBBBB" w:sz="1"/>
-              <w:left w:val="single" w:color="BBBBBB" w:sz="1"/>
-              <w:bottom w:val="single" w:color="BBBBBB" w:sz="1"/>
-              <w:right w:val="single" w:color="BBBBBB" w:sz="1"/>
-            </w:tcBorders>
-            <w:shd w:fill="F4F6FA" w:val="clear"/>
-            <w:tcMar>
-              <w:top w:type="dxa" w:w="60"/>
-              <w:left w:type="dxa" w:w="100"/>
-              <w:bottom w:type="dxa" w:w="60"/>
-              <w:right w:type="dxa" w:w="100"/>
-            </w:tcMar>
-          </w:tcPr>
-          <w:p>
-            <w:pPr>
-              <w:jc w:val="left"/>
-            </w:pPr>
-            <w:r>
-              <w:rPr>
-                <w:rFonts w:ascii="Arial" w:cs="Arial" w:eastAsia="Arial" w:hAnsi="Arial"/>
-                <w:b w:val="false"/>
-                <w:bCs w:val="false"/>
-                <w:i w:val="false"/>
-                <w:iCs w:val="false"/>
-                <w:color w:val="1B1B1B"/>
-                <w:sz w:val="18"/>
-                <w:szCs w:val="18"/>
-              </w:rPr>
-              <w:t xml:space="preserve">ZGSmallDetail</w:t>
-            </w:r>
-          </w:p>
-        </w:tc>
-        <w:tc>
-          <w:tcPr>
-            <w:tcW w:type="dxa" w:w="2960"/>
-            <w:tcBorders>
-              <w:top w:val="single" w:color="BBBBBB" w:sz="1"/>
-              <w:left w:val="single" w:color="BBBBBB" w:sz="1"/>
-              <w:bottom w:val="single" w:color="BBBBBB" w:sz="1"/>
-              <w:right w:val="single" w:color="BBBBBB" w:sz="1"/>
-            </w:tcBorders>
-            <w:shd w:fill="F4F6FA" w:val="clear"/>
-            <w:tcMar>
-              <w:top w:type="dxa" w:w="60"/>
-              <w:left w:type="dxa" w:w="100"/>
-              <w:bottom w:type="dxa" w:w="60"/>
-              <w:right w:type="dxa" w:w="100"/>
-            </w:tcMar>
-          </w:tcPr>
-          <w:p>
-            <w:pPr>
-              <w:jc w:val="left"/>
-            </w:pPr>
-            <w:r>
-              <w:rPr>
-                <w:rFonts w:ascii="Arial" w:cs="Arial" w:eastAsia="Arial" w:hAnsi="Arial"/>
-                <w:b w:val="false"/>
-                <w:bCs w:val="false"/>
-                <w:i w:val="false"/>
-                <w:iCs w:val="false"/>
-                <w:color w:val="1B1B1B"/>
-                <w:sz w:val="18"/>
-                <w:szCs w:val="18"/>
-              </w:rPr>
-              <w:t xml:space="preserve">Retained at P3.</w:t>
+                <w:color w:val="1B1B1B"/>
+                <w:sz w:val="18"/>
+                <w:szCs w:val="18"/>
+              </w:rPr>
+              <w:t xml:space="preserve">Insertion point, kernel size, replace-vs-gate</w:t>
+            </w:r>
+          </w:p>
+        </w:tc>
+        <w:tc>
+          <w:tcPr>
+            <w:tcW w:type="dxa" w:w="4340"/>
+            <w:tcBorders>
+              <w:top w:val="single" w:color="BBBBBB" w:sz="1"/>
+              <w:left w:val="single" w:color="BBBBBB" w:sz="1"/>
+              <w:bottom w:val="single" w:color="BBBBBB" w:sz="1"/>
+              <w:right w:val="single" w:color="BBBBBB" w:sz="1"/>
+            </w:tcBorders>
+            <w:shd w:fill="F4F6FA" w:val="clear"/>
+            <w:tcMar>
+              <w:top w:type="dxa" w:w="60"/>
+              <w:left w:type="dxa" w:w="100"/>
+              <w:bottom w:type="dxa" w:w="60"/>
+              <w:right w:type="dxa" w:w="100"/>
+            </w:tcMar>
+          </w:tcPr>
+          <w:p>
+            <w:pPr>
+              <w:jc w:val="left"/>
+            </w:pPr>
+            <w:r>
+              <w:rPr>
+                <w:rFonts w:ascii="Arial" w:cs="Arial" w:eastAsia="Arial" w:hAnsi="Arial"/>
+                <w:b w:val="false"/>
+                <w:bCs w:val="false"/>
+                <w:color w:val="1B1B1B"/>
+                <w:sz w:val="18"/>
+                <w:szCs w:val="18"/>
+              </w:rPr>
+              <w:t xml:space="preserve">large-kernel attention at P3 / P4 (bottom-up &amp; top-down) / P5; kernels 5 / 7 / 11 / 15; block-replacement vs zero-gated add; A2C2f attention swapped in at P5</w:t>
+            </w:r>
+          </w:p>
+        </w:tc>
+        <w:tc>
+          <w:tcPr>
+            <w:tcW w:type="dxa" w:w="2500"/>
+            <w:tcBorders>
+              <w:top w:val="single" w:color="BBBBBB" w:sz="1"/>
+              <w:left w:val="single" w:color="BBBBBB" w:sz="1"/>
+              <w:bottom w:val="single" w:color="BBBBBB" w:sz="1"/>
+              <w:right w:val="single" w:color="BBBBBB" w:sz="1"/>
+            </w:tcBorders>
+            <w:shd w:fill="F4F6FA" w:val="clear"/>
+            <w:tcMar>
+              <w:top w:type="dxa" w:w="60"/>
+              <w:left w:type="dxa" w:w="100"/>
+              <w:bottom w:type="dxa" w:w="60"/>
+              <w:right w:type="dxa" w:w="100"/>
+            </w:tcMar>
+          </w:tcPr>
+          <w:p>
+            <w:pPr>
+              <w:jc w:val="left"/>
+            </w:pPr>
+            <w:r>
+              <w:rPr>
+                <w:rFonts w:ascii="Arial" w:cs="Arial" w:eastAsia="Arial" w:hAnsi="Arial"/>
+                <w:b w:val="false"/>
+                <w:bCs w:val="false"/>
+                <w:color w:val="1B1B1B"/>
+                <w:sz w:val="18"/>
+                <w:szCs w:val="18"/>
+              </w:rPr>
+              <w:t xml:space="preserve">Settled on gated large-kernel attention at P4 (k11), bottom-up</w:t>
             </w:r>
           </w:p>
         </w:tc>
@@ -3092,7 +2954,7 @@
       <w:tr>
         <w:tc>
           <w:tcPr>
-            <w:tcW w:type="dxa" w:w="2200"/>
+            <w:tcW w:type="dxa" w:w="2520"/>
             <w:tcBorders>
               <w:top w:val="single" w:color="BBBBBB" w:sz="1"/>
               <w:left w:val="single" w:color="BBBBBB" w:sz="1"/>
@@ -3116,85 +2978,79 @@
                 <w:rFonts w:ascii="Arial" w:cs="Arial" w:eastAsia="Arial" w:hAnsi="Arial"/>
                 <w:b/>
                 <w:bCs/>
-                <w:i w:val="false"/>
-                <w:iCs w:val="false"/>
-                <w:color w:val="1B1B1B"/>
-                <w:sz w:val="18"/>
-                <w:szCs w:val="18"/>
-              </w:rPr>
-              <w:t xml:space="preserve">Global context</w:t>
-            </w:r>
-          </w:p>
-        </w:tc>
-        <w:tc>
-          <w:tcPr>
-            <w:tcW w:type="dxa" w:w="4200"/>
-            <w:tcBorders>
-              <w:top w:val="single" w:color="BBBBBB" w:sz="1"/>
-              <w:left w:val="single" w:color="BBBBBB" w:sz="1"/>
-              <w:bottom w:val="single" w:color="BBBBBB" w:sz="1"/>
-              <w:right w:val="single" w:color="BBBBBB" w:sz="1"/>
-            </w:tcBorders>
-            <w:shd w:fill="FFFFFF" w:val="clear"/>
-            <w:tcMar>
-              <w:top w:type="dxa" w:w="60"/>
-              <w:left w:type="dxa" w:w="100"/>
-              <w:bottom w:type="dxa" w:w="60"/>
-              <w:right w:type="dxa" w:w="100"/>
-            </w:tcMar>
-          </w:tcPr>
-          <w:p>
-            <w:pPr>
-              <w:jc w:val="left"/>
-            </w:pPr>
-            <w:r>
-              <w:rPr>
-                <w:rFonts w:ascii="Arial" w:cs="Arial" w:eastAsia="Arial" w:hAnsi="Arial"/>
-                <w:b w:val="false"/>
-                <w:bCs w:val="false"/>
-                <w:i w:val="false"/>
-                <w:iCs w:val="false"/>
-                <w:color w:val="1B1B1B"/>
-                <w:sz w:val="18"/>
-                <w:szCs w:val="18"/>
-              </w:rPr>
-              <w:t xml:space="preserve">ZGGlobalContext, ZGGlobalContext2, ZGGatherContext, ZGGC, ZGSE</w:t>
-            </w:r>
-          </w:p>
-        </w:tc>
-        <w:tc>
-          <w:tcPr>
-            <w:tcW w:type="dxa" w:w="2960"/>
-            <w:tcBorders>
-              <w:top w:val="single" w:color="BBBBBB" w:sz="1"/>
-              <w:left w:val="single" w:color="BBBBBB" w:sz="1"/>
-              <w:bottom w:val="single" w:color="BBBBBB" w:sz="1"/>
-              <w:right w:val="single" w:color="BBBBBB" w:sz="1"/>
-            </w:tcBorders>
-            <w:shd w:fill="FFFFFF" w:val="clear"/>
-            <w:tcMar>
-              <w:top w:type="dxa" w:w="60"/>
-              <w:left w:type="dxa" w:w="100"/>
-              <w:bottom w:type="dxa" w:w="60"/>
-              <w:right w:type="dxa" w:w="100"/>
-            </w:tcMar>
-          </w:tcPr>
-          <w:p>
-            <w:pPr>
-              <w:jc w:val="left"/>
-            </w:pPr>
-            <w:r>
-              <w:rPr>
-                <w:rFonts w:ascii="Arial" w:cs="Arial" w:eastAsia="Arial" w:hAnsi="Arial"/>
-                <w:b w:val="false"/>
-                <w:bCs w:val="false"/>
-                <w:i w:val="false"/>
-                <w:iCs w:val="false"/>
-                <w:color w:val="1B1B1B"/>
-                <w:sz w:val="18"/>
-                <w:szCs w:val="18"/>
-              </w:rPr>
-              <w:t xml:space="preserve">ZGGlobalContext retained at every enhanced level; the heavier/alternative variants gave no benefit.</w:t>
+                <w:color w:val="1B1B1B"/>
+                <w:sz w:val="18"/>
+                <w:szCs w:val="18"/>
+              </w:rPr>
+              <w:t xml:space="preserve">Multi-branch / wide fusion</w:t>
+            </w:r>
+          </w:p>
+        </w:tc>
+        <w:tc>
+          <w:tcPr>
+            <w:tcW w:type="dxa" w:w="4340"/>
+            <w:tcBorders>
+              <w:top w:val="single" w:color="BBBBBB" w:sz="1"/>
+              <w:left w:val="single" w:color="BBBBBB" w:sz="1"/>
+              <w:bottom w:val="single" w:color="BBBBBB" w:sz="1"/>
+              <w:right w:val="single" w:color="BBBBBB" w:sz="1"/>
+            </w:tcBorders>
+            <w:shd w:fill="FFFFFF" w:val="clear"/>
+            <w:tcMar>
+              <w:top w:type="dxa" w:w="60"/>
+              <w:left w:type="dxa" w:w="100"/>
+              <w:bottom w:type="dxa" w:w="60"/>
+              <w:right w:type="dxa" w:w="100"/>
+            </w:tcMar>
+          </w:tcPr>
+          <w:p>
+            <w:pPr>
+              <w:jc w:val="left"/>
+            </w:pPr>
+            <w:r>
+              <w:rPr>
+                <w:rFonts w:ascii="Arial" w:cs="Arial" w:eastAsia="Arial" w:hAnsi="Arial"/>
+                <w:b w:val="false"/>
+                <w:bCs w:val="false"/>
+                <w:color w:val="1B1B1B"/>
+                <w:sz w:val="18"/>
+                <w:szCs w:val="18"/>
+              </w:rPr>
+              <w:t xml:space="preserve">ZGLSKAWideFuse, ZGLSKAWideFuse3, ZGLSKAStripFuse, ZGLSKACompactFuse, ZGLSKASelectFuse (per-pixel spatial routing), ZGLSKAGCFuse, ZGLSKAWideFuseV2</w:t>
+            </w:r>
+          </w:p>
+        </w:tc>
+        <w:tc>
+          <w:tcPr>
+            <w:tcW w:type="dxa" w:w="2500"/>
+            <w:tcBorders>
+              <w:top w:val="single" w:color="BBBBBB" w:sz="1"/>
+              <w:left w:val="single" w:color="BBBBBB" w:sz="1"/>
+              <w:bottom w:val="single" w:color="BBBBBB" w:sz="1"/>
+              <w:right w:val="single" w:color="BBBBBB" w:sz="1"/>
+            </w:tcBorders>
+            <w:shd w:fill="FFFFFF" w:val="clear"/>
+            <w:tcMar>
+              <w:top w:type="dxa" w:w="60"/>
+              <w:left w:type="dxa" w:w="100"/>
+              <w:bottom w:type="dxa" w:w="60"/>
+              <w:right w:type="dxa" w:w="100"/>
+            </w:tcMar>
+          </w:tcPr>
+          <w:p>
+            <w:pPr>
+              <w:jc w:val="left"/>
+            </w:pPr>
+            <w:r>
+              <w:rPr>
+                <w:rFonts w:ascii="Arial" w:cs="Arial" w:eastAsia="Arial" w:hAnsi="Arial"/>
+                <w:b w:val="false"/>
+                <w:bCs w:val="false"/>
+                <w:color w:val="1B1B1B"/>
+                <w:sz w:val="18"/>
+                <w:szCs w:val="18"/>
+              </w:rPr>
+              <w:t xml:space="preserve">WideFuse (P5) and WideFuseV2 (P4) adopted; the rest not retained</w:t>
             </w:r>
           </w:p>
         </w:tc>
@@ -3202,7 +3058,7 @@
       <w:tr>
         <w:tc>
           <w:tcPr>
-            <w:tcW w:type="dxa" w:w="2200"/>
+            <w:tcW w:type="dxa" w:w="2520"/>
             <w:tcBorders>
               <w:top w:val="single" w:color="BBBBBB" w:sz="1"/>
               <w:left w:val="single" w:color="BBBBBB" w:sz="1"/>
@@ -3226,85 +3082,79 @@
                 <w:rFonts w:ascii="Arial" w:cs="Arial" w:eastAsia="Arial" w:hAnsi="Arial"/>
                 <w:b/>
                 <w:bCs/>
-                <w:i w:val="false"/>
-                <w:iCs w:val="false"/>
-                <w:color w:val="1B1B1B"/>
-                <w:sz w:val="18"/>
-                <w:szCs w:val="18"/>
-              </w:rPr>
-              <w:t xml:space="preserve">Alternative operators</w:t>
-            </w:r>
-          </w:p>
-        </w:tc>
-        <w:tc>
-          <w:tcPr>
-            <w:tcW w:type="dxa" w:w="4200"/>
-            <w:tcBorders>
-              <w:top w:val="single" w:color="BBBBBB" w:sz="1"/>
-              <w:left w:val="single" w:color="BBBBBB" w:sz="1"/>
-              <w:bottom w:val="single" w:color="BBBBBB" w:sz="1"/>
-              <w:right w:val="single" w:color="BBBBBB" w:sz="1"/>
-            </w:tcBorders>
-            <w:shd w:fill="F4F6FA" w:val="clear"/>
-            <w:tcMar>
-              <w:top w:type="dxa" w:w="60"/>
-              <w:left w:type="dxa" w:w="100"/>
-              <w:bottom w:type="dxa" w:w="60"/>
-              <w:right w:type="dxa" w:w="100"/>
-            </w:tcMar>
-          </w:tcPr>
-          <w:p>
-            <w:pPr>
-              <w:jc w:val="left"/>
-            </w:pPr>
-            <w:r>
-              <w:rPr>
-                <w:rFonts w:ascii="Arial" w:cs="Arial" w:eastAsia="Arial" w:hAnsi="Arial"/>
-                <w:b w:val="false"/>
-                <w:bCs w:val="false"/>
-                <w:i w:val="false"/>
-                <w:iCs w:val="false"/>
-                <w:color w:val="1B1B1B"/>
-                <w:sz w:val="18"/>
-                <w:szCs w:val="18"/>
-              </w:rPr>
-              <w:t xml:space="preserve">ZGMHSA, ZGDCN, ZGStar, ZGDSConv, ZGStrip, ZGP2Fuse, DySample, WeightedConcat</w:t>
-            </w:r>
-          </w:p>
-        </w:tc>
-        <w:tc>
-          <w:tcPr>
-            <w:tcW w:type="dxa" w:w="2960"/>
-            <w:tcBorders>
-              <w:top w:val="single" w:color="BBBBBB" w:sz="1"/>
-              <w:left w:val="single" w:color="BBBBBB" w:sz="1"/>
-              <w:bottom w:val="single" w:color="BBBBBB" w:sz="1"/>
-              <w:right w:val="single" w:color="BBBBBB" w:sz="1"/>
-            </w:tcBorders>
-            <w:shd w:fill="F4F6FA" w:val="clear"/>
-            <w:tcMar>
-              <w:top w:type="dxa" w:w="60"/>
-              <w:left w:type="dxa" w:w="100"/>
-              <w:bottom w:type="dxa" w:w="60"/>
-              <w:right w:type="dxa" w:w="100"/>
-            </w:tcMar>
-          </w:tcPr>
-          <w:p>
-            <w:pPr>
-              <w:jc w:val="left"/>
-            </w:pPr>
-            <w:r>
-              <w:rPr>
-                <w:rFonts w:ascii="Arial" w:cs="Arial" w:eastAsia="Arial" w:hAnsi="Arial"/>
-                <w:b w:val="false"/>
-                <w:bCs w:val="false"/>
-                <w:i w:val="false"/>
-                <w:iCs w:val="false"/>
-                <w:color w:val="1B1B1B"/>
-                <w:sz w:val="18"/>
-                <w:szCs w:val="18"/>
-              </w:rPr>
-              <w:t xml:space="preserve">Not adopted: neutral or negative, or added cost without gain.</w:t>
+                <w:color w:val="1B1B1B"/>
+                <w:sz w:val="18"/>
+                <w:szCs w:val="18"/>
+              </w:rPr>
+              <w:t xml:space="preserve">Strip / elongated kernels</w:t>
+            </w:r>
+          </w:p>
+        </w:tc>
+        <w:tc>
+          <w:tcPr>
+            <w:tcW w:type="dxa" w:w="4340"/>
+            <w:tcBorders>
+              <w:top w:val="single" w:color="BBBBBB" w:sz="1"/>
+              <w:left w:val="single" w:color="BBBBBB" w:sz="1"/>
+              <w:bottom w:val="single" w:color="BBBBBB" w:sz="1"/>
+              <w:right w:val="single" w:color="BBBBBB" w:sz="1"/>
+            </w:tcBorders>
+            <w:shd w:fill="F4F6FA" w:val="clear"/>
+            <w:tcMar>
+              <w:top w:type="dxa" w:w="60"/>
+              <w:left w:type="dxa" w:w="100"/>
+              <w:bottom w:type="dxa" w:w="60"/>
+              <w:right w:type="dxa" w:w="100"/>
+            </w:tcMar>
+          </w:tcPr>
+          <w:p>
+            <w:pPr>
+              <w:jc w:val="left"/>
+            </w:pPr>
+            <w:r>
+              <w:rPr>
+                <w:rFonts w:ascii="Arial" w:cs="Arial" w:eastAsia="Arial" w:hAnsi="Arial"/>
+                <w:b w:val="false"/>
+                <w:bCs w:val="false"/>
+                <w:color w:val="1B1B1B"/>
+                <w:sz w:val="18"/>
+                <w:szCs w:val="18"/>
+              </w:rPr>
+              <w:t xml:space="preserve">ZGStrip (1x23 + 23x1)</w:t>
+            </w:r>
+          </w:p>
+        </w:tc>
+        <w:tc>
+          <w:tcPr>
+            <w:tcW w:type="dxa" w:w="2500"/>
+            <w:tcBorders>
+              <w:top w:val="single" w:color="BBBBBB" w:sz="1"/>
+              <w:left w:val="single" w:color="BBBBBB" w:sz="1"/>
+              <w:bottom w:val="single" w:color="BBBBBB" w:sz="1"/>
+              <w:right w:val="single" w:color="BBBBBB" w:sz="1"/>
+            </w:tcBorders>
+            <w:shd w:fill="F4F6FA" w:val="clear"/>
+            <w:tcMar>
+              <w:top w:type="dxa" w:w="60"/>
+              <w:left w:type="dxa" w:w="100"/>
+              <w:bottom w:type="dxa" w:w="60"/>
+              <w:right w:type="dxa" w:w="100"/>
+            </w:tcMar>
+          </w:tcPr>
+          <w:p>
+            <w:pPr>
+              <w:jc w:val="left"/>
+            </w:pPr>
+            <w:r>
+              <w:rPr>
+                <w:rFonts w:ascii="Arial" w:cs="Arial" w:eastAsia="Arial" w:hAnsi="Arial"/>
+                <w:b w:val="false"/>
+                <w:bCs w:val="false"/>
+                <w:color w:val="1B1B1B"/>
+                <w:sz w:val="18"/>
+                <w:szCs w:val="18"/>
+              </w:rPr>
+              <w:t xml:space="preserve">Retained only as a branch inside WideFuseV2</w:t>
             </w:r>
           </w:p>
         </w:tc>
@@ -3312,7 +3162,7 @@
       <w:tr>
         <w:tc>
           <w:tcPr>
-            <w:tcW w:type="dxa" w:w="2200"/>
+            <w:tcW w:type="dxa" w:w="2520"/>
             <w:tcBorders>
               <w:top w:val="single" w:color="BBBBBB" w:sz="1"/>
               <w:left w:val="single" w:color="BBBBBB" w:sz="1"/>
@@ -3336,85 +3186,1847 @@
                 <w:rFonts w:ascii="Arial" w:cs="Arial" w:eastAsia="Arial" w:hAnsi="Arial"/>
                 <w:b/>
                 <w:bCs/>
-                <w:i w:val="false"/>
-                <w:iCs w:val="false"/>
-                <w:color w:val="1B1B1B"/>
-                <w:sz w:val="18"/>
-                <w:szCs w:val="18"/>
-              </w:rPr>
-              <w:t xml:space="preserve">Detection heads</w:t>
-            </w:r>
-          </w:p>
-        </w:tc>
-        <w:tc>
-          <w:tcPr>
-            <w:tcW w:type="dxa" w:w="4200"/>
-            <w:tcBorders>
-              <w:top w:val="single" w:color="BBBBBB" w:sz="1"/>
-              <w:left w:val="single" w:color="BBBBBB" w:sz="1"/>
-              <w:bottom w:val="single" w:color="BBBBBB" w:sz="1"/>
-              <w:right w:val="single" w:color="BBBBBB" w:sz="1"/>
-            </w:tcBorders>
-            <w:shd w:fill="FFFFFF" w:val="clear"/>
-            <w:tcMar>
-              <w:top w:type="dxa" w:w="60"/>
-              <w:left w:type="dxa" w:w="100"/>
-              <w:bottom w:type="dxa" w:w="60"/>
-              <w:right w:type="dxa" w:w="100"/>
-            </w:tcMar>
-          </w:tcPr>
-          <w:p>
-            <w:pPr>
-              <w:jc w:val="left"/>
-            </w:pPr>
-            <w:r>
-              <w:rPr>
-                <w:rFonts w:ascii="Arial" w:cs="Arial" w:eastAsia="Arial" w:hAnsi="Arial"/>
-                <w:b w:val="false"/>
-                <w:bCs w:val="false"/>
-                <w:i w:val="false"/>
-                <w:iCs w:val="false"/>
-                <w:color w:val="1B1B1B"/>
-                <w:sz w:val="18"/>
-                <w:szCs w:val="18"/>
-              </w:rPr>
-              <w:t xml:space="preserve">DetectAux, DetectAuxDual, DetectAuxDualDeepP3, DetectDecoupled, DetectDecoupledAux, DetectMultiProto</w:t>
-            </w:r>
-          </w:p>
-        </w:tc>
-        <w:tc>
-          <w:tcPr>
-            <w:tcW w:type="dxa" w:w="2960"/>
-            <w:tcBorders>
-              <w:top w:val="single" w:color="BBBBBB" w:sz="1"/>
-              <w:left w:val="single" w:color="BBBBBB" w:sz="1"/>
-              <w:bottom w:val="single" w:color="BBBBBB" w:sz="1"/>
-              <w:right w:val="single" w:color="BBBBBB" w:sz="1"/>
-            </w:tcBorders>
-            <w:shd w:fill="FFFFFF" w:val="clear"/>
-            <w:tcMar>
-              <w:top w:type="dxa" w:w="60"/>
-              <w:left w:type="dxa" w:w="100"/>
-              <w:bottom w:type="dxa" w:w="60"/>
-              <w:right w:type="dxa" w:w="100"/>
-            </w:tcMar>
-          </w:tcPr>
-          <w:p>
-            <w:pPr>
-              <w:jc w:val="left"/>
-            </w:pPr>
-            <w:r>
-              <w:rPr>
-                <w:rFonts w:ascii="Arial" w:cs="Arial" w:eastAsia="Arial" w:hAnsi="Arial"/>
-                <w:b w:val="false"/>
-                <w:bCs w:val="false"/>
-                <w:i w:val="false"/>
-                <w:iCs w:val="false"/>
-                <w:color w:val="1B1B1B"/>
-                <w:sz w:val="18"/>
-                <w:szCs w:val="18"/>
-              </w:rPr>
-              <w:t xml:space="preserve">DetectAuxDual retained; deeper-P3, decoupled and multi-prototype heads gave no improvement.</w:t>
+                <w:color w:val="1B1B1B"/>
+                <w:sz w:val="18"/>
+                <w:szCs w:val="18"/>
+              </w:rPr>
+              <w:t xml:space="preserve">Multi-dilation receptive fields</w:t>
+            </w:r>
+          </w:p>
+        </w:tc>
+        <w:tc>
+          <w:tcPr>
+            <w:tcW w:type="dxa" w:w="4340"/>
+            <w:tcBorders>
+              <w:top w:val="single" w:color="BBBBBB" w:sz="1"/>
+              <w:left w:val="single" w:color="BBBBBB" w:sz="1"/>
+              <w:bottom w:val="single" w:color="BBBBBB" w:sz="1"/>
+              <w:right w:val="single" w:color="BBBBBB" w:sz="1"/>
+            </w:tcBorders>
+            <w:shd w:fill="FFFFFF" w:val="clear"/>
+            <w:tcMar>
+              <w:top w:type="dxa" w:w="60"/>
+              <w:left w:type="dxa" w:w="100"/>
+              <w:bottom w:type="dxa" w:w="60"/>
+              <w:right w:type="dxa" w:w="100"/>
+            </w:tcMar>
+          </w:tcPr>
+          <w:p>
+            <w:pPr>
+              <w:jc w:val="left"/>
+            </w:pPr>
+            <w:r>
+              <w:rPr>
+                <w:rFonts w:ascii="Arial" w:cs="Arial" w:eastAsia="Arial" w:hAnsi="Arial"/>
+                <w:b w:val="false"/>
+                <w:bCs w:val="false"/>
+                <w:color w:val="1B1B1B"/>
+                <w:sz w:val="18"/>
+                <w:szCs w:val="18"/>
+              </w:rPr>
+              <w:t xml:space="preserve">ZGLSKAMultiDil (k7/dil2 + k11/dil3)</w:t>
+            </w:r>
+          </w:p>
+        </w:tc>
+        <w:tc>
+          <w:tcPr>
+            <w:tcW w:type="dxa" w:w="2500"/>
+            <w:tcBorders>
+              <w:top w:val="single" w:color="BBBBBB" w:sz="1"/>
+              <w:left w:val="single" w:color="BBBBBB" w:sz="1"/>
+              <w:bottom w:val="single" w:color="BBBBBB" w:sz="1"/>
+              <w:right w:val="single" w:color="BBBBBB" w:sz="1"/>
+            </w:tcBorders>
+            <w:shd w:fill="FFFFFF" w:val="clear"/>
+            <w:tcMar>
+              <w:top w:type="dxa" w:w="60"/>
+              <w:left w:type="dxa" w:w="100"/>
+              <w:bottom w:type="dxa" w:w="60"/>
+              <w:right w:type="dxa" w:w="100"/>
+            </w:tcMar>
+          </w:tcPr>
+          <w:p>
+            <w:pPr>
+              <w:jc w:val="left"/>
+            </w:pPr>
+            <w:r>
+              <w:rPr>
+                <w:rFonts w:ascii="Arial" w:cs="Arial" w:eastAsia="Arial" w:hAnsi="Arial"/>
+                <w:b w:val="false"/>
+                <w:bCs w:val="false"/>
+                <w:color w:val="1B1B1B"/>
+                <w:sz w:val="18"/>
+                <w:szCs w:val="18"/>
+              </w:rPr>
+              <w:t xml:space="preserve">Not retained</w:t>
+            </w:r>
+          </w:p>
+        </w:tc>
+      </w:tr>
+      <w:tr>
+        <w:tc>
+          <w:tcPr>
+            <w:tcW w:type="dxa" w:w="2520"/>
+            <w:tcBorders>
+              <w:top w:val="single" w:color="BBBBBB" w:sz="1"/>
+              <w:left w:val="single" w:color="BBBBBB" w:sz="1"/>
+              <w:bottom w:val="single" w:color="BBBBBB" w:sz="1"/>
+              <w:right w:val="single" w:color="BBBBBB" w:sz="1"/>
+            </w:tcBorders>
+            <w:shd w:fill="F4F6FA" w:val="clear"/>
+            <w:tcMar>
+              <w:top w:type="dxa" w:w="60"/>
+              <w:left w:type="dxa" w:w="100"/>
+              <w:bottom w:type="dxa" w:w="60"/>
+              <w:right w:type="dxa" w:w="100"/>
+            </w:tcMar>
+          </w:tcPr>
+          <w:p>
+            <w:pPr>
+              <w:jc w:val="left"/>
+            </w:pPr>
+            <w:r>
+              <w:rPr>
+                <w:rFonts w:ascii="Arial" w:cs="Arial" w:eastAsia="Arial" w:hAnsi="Arial"/>
+                <w:b/>
+                <w:bCs/>
+                <w:color w:val="1B1B1B"/>
+                <w:sz w:val="18"/>
+                <w:szCs w:val="18"/>
+              </w:rPr>
+              <w:t xml:space="preserve">Global / channel context</w:t>
+            </w:r>
+          </w:p>
+        </w:tc>
+        <w:tc>
+          <w:tcPr>
+            <w:tcW w:type="dxa" w:w="4340"/>
+            <w:tcBorders>
+              <w:top w:val="single" w:color="BBBBBB" w:sz="1"/>
+              <w:left w:val="single" w:color="BBBBBB" w:sz="1"/>
+              <w:bottom w:val="single" w:color="BBBBBB" w:sz="1"/>
+              <w:right w:val="single" w:color="BBBBBB" w:sz="1"/>
+            </w:tcBorders>
+            <w:shd w:fill="F4F6FA" w:val="clear"/>
+            <w:tcMar>
+              <w:top w:type="dxa" w:w="60"/>
+              <w:left w:type="dxa" w:w="100"/>
+              <w:bottom w:type="dxa" w:w="60"/>
+              <w:right w:type="dxa" w:w="100"/>
+            </w:tcMar>
+          </w:tcPr>
+          <w:p>
+            <w:pPr>
+              <w:jc w:val="left"/>
+            </w:pPr>
+            <w:r>
+              <w:rPr>
+                <w:rFonts w:ascii="Arial" w:cs="Arial" w:eastAsia="Arial" w:hAnsi="Arial"/>
+                <w:b w:val="false"/>
+                <w:bCs w:val="false"/>
+                <w:color w:val="1B1B1B"/>
+                <w:sz w:val="18"/>
+                <w:szCs w:val="18"/>
+              </w:rPr>
+              <w:t xml:space="preserve">ZGGlobalContext, ZGGlobalContext2 (avg+max), ZGGC (GCNet), ZGSE (squeeze-excite), SE at P3</w:t>
+            </w:r>
+          </w:p>
+        </w:tc>
+        <w:tc>
+          <w:tcPr>
+            <w:tcW w:type="dxa" w:w="2500"/>
+            <w:tcBorders>
+              <w:top w:val="single" w:color="BBBBBB" w:sz="1"/>
+              <w:left w:val="single" w:color="BBBBBB" w:sz="1"/>
+              <w:bottom w:val="single" w:color="BBBBBB" w:sz="1"/>
+              <w:right w:val="single" w:color="BBBBBB" w:sz="1"/>
+            </w:tcBorders>
+            <w:shd w:fill="F4F6FA" w:val="clear"/>
+            <w:tcMar>
+              <w:top w:type="dxa" w:w="60"/>
+              <w:left w:type="dxa" w:w="100"/>
+              <w:bottom w:type="dxa" w:w="60"/>
+              <w:right w:type="dxa" w:w="100"/>
+            </w:tcMar>
+          </w:tcPr>
+          <w:p>
+            <w:pPr>
+              <w:jc w:val="left"/>
+            </w:pPr>
+            <w:r>
+              <w:rPr>
+                <w:rFonts w:ascii="Arial" w:cs="Arial" w:eastAsia="Arial" w:hAnsi="Arial"/>
+                <w:b w:val="false"/>
+                <w:bCs w:val="false"/>
+                <w:color w:val="1B1B1B"/>
+                <w:sz w:val="18"/>
+                <w:szCs w:val="18"/>
+              </w:rPr>
+              <w:t xml:space="preserve">ZGGlobalContext adopted at every enhanced level</w:t>
+            </w:r>
+          </w:p>
+        </w:tc>
+      </w:tr>
+      <w:tr>
+        <w:tc>
+          <w:tcPr>
+            <w:tcW w:type="dxa" w:w="2520"/>
+            <w:tcBorders>
+              <w:top w:val="single" w:color="BBBBBB" w:sz="1"/>
+              <w:left w:val="single" w:color="BBBBBB" w:sz="1"/>
+              <w:bottom w:val="single" w:color="BBBBBB" w:sz="1"/>
+              <w:right w:val="single" w:color="BBBBBB" w:sz="1"/>
+            </w:tcBorders>
+            <w:shd w:fill="FFFFFF" w:val="clear"/>
+            <w:tcMar>
+              <w:top w:type="dxa" w:w="60"/>
+              <w:left w:type="dxa" w:w="100"/>
+              <w:bottom w:type="dxa" w:w="60"/>
+              <w:right w:type="dxa" w:w="100"/>
+            </w:tcMar>
+          </w:tcPr>
+          <w:p>
+            <w:pPr>
+              <w:jc w:val="left"/>
+            </w:pPr>
+            <w:r>
+              <w:rPr>
+                <w:rFonts w:ascii="Arial" w:cs="Arial" w:eastAsia="Arial" w:hAnsi="Arial"/>
+                <w:b/>
+                <w:bCs/>
+                <w:color w:val="1B1B1B"/>
+                <w:sz w:val="18"/>
+                <w:szCs w:val="18"/>
+              </w:rPr>
+              <w:t xml:space="preserve">Cross-scale context gather</w:t>
+            </w:r>
+          </w:p>
+        </w:tc>
+        <w:tc>
+          <w:tcPr>
+            <w:tcW w:type="dxa" w:w="4340"/>
+            <w:tcBorders>
+              <w:top w:val="single" w:color="BBBBBB" w:sz="1"/>
+              <w:left w:val="single" w:color="BBBBBB" w:sz="1"/>
+              <w:bottom w:val="single" w:color="BBBBBB" w:sz="1"/>
+              <w:right w:val="single" w:color="BBBBBB" w:sz="1"/>
+            </w:tcBorders>
+            <w:shd w:fill="FFFFFF" w:val="clear"/>
+            <w:tcMar>
+              <w:top w:type="dxa" w:w="60"/>
+              <w:left w:type="dxa" w:w="100"/>
+              <w:bottom w:type="dxa" w:w="60"/>
+              <w:right w:type="dxa" w:w="100"/>
+            </w:tcMar>
+          </w:tcPr>
+          <w:p>
+            <w:pPr>
+              <w:jc w:val="left"/>
+            </w:pPr>
+            <w:r>
+              <w:rPr>
+                <w:rFonts w:ascii="Arial" w:cs="Arial" w:eastAsia="Arial" w:hAnsi="Arial"/>
+                <w:b w:val="false"/>
+                <w:bCs w:val="false"/>
+                <w:color w:val="1B1B1B"/>
+                <w:sz w:val="18"/>
+                <w:szCs w:val="18"/>
+              </w:rPr>
+              <w:t xml:space="preserve">ZGGatherContext (global cross-scale context into P3)</w:t>
+            </w:r>
+          </w:p>
+        </w:tc>
+        <w:tc>
+          <w:tcPr>
+            <w:tcW w:type="dxa" w:w="2500"/>
+            <w:tcBorders>
+              <w:top w:val="single" w:color="BBBBBB" w:sz="1"/>
+              <w:left w:val="single" w:color="BBBBBB" w:sz="1"/>
+              <w:bottom w:val="single" w:color="BBBBBB" w:sz="1"/>
+              <w:right w:val="single" w:color="BBBBBB" w:sz="1"/>
+            </w:tcBorders>
+            <w:shd w:fill="FFFFFF" w:val="clear"/>
+            <w:tcMar>
+              <w:top w:type="dxa" w:w="60"/>
+              <w:left w:type="dxa" w:w="100"/>
+              <w:bottom w:type="dxa" w:w="60"/>
+              <w:right w:type="dxa" w:w="100"/>
+            </w:tcMar>
+          </w:tcPr>
+          <w:p>
+            <w:pPr>
+              <w:jc w:val="left"/>
+            </w:pPr>
+            <w:r>
+              <w:rPr>
+                <w:rFonts w:ascii="Arial" w:cs="Arial" w:eastAsia="Arial" w:hAnsi="Arial"/>
+                <w:b w:val="false"/>
+                <w:bCs w:val="false"/>
+                <w:color w:val="1B1B1B"/>
+                <w:sz w:val="18"/>
+                <w:szCs w:val="18"/>
+              </w:rPr>
+              <w:t xml:space="preserve">Not retained</w:t>
+            </w:r>
+          </w:p>
+        </w:tc>
+      </w:tr>
+      <w:tr>
+        <w:tc>
+          <w:tcPr>
+            <w:tcW w:type="dxa" w:w="2520"/>
+            <w:tcBorders>
+              <w:top w:val="single" w:color="BBBBBB" w:sz="1"/>
+              <w:left w:val="single" w:color="BBBBBB" w:sz="1"/>
+              <w:bottom w:val="single" w:color="BBBBBB" w:sz="1"/>
+              <w:right w:val="single" w:color="BBBBBB" w:sz="1"/>
+            </w:tcBorders>
+            <w:shd w:fill="F4F6FA" w:val="clear"/>
+            <w:tcMar>
+              <w:top w:type="dxa" w:w="60"/>
+              <w:left w:type="dxa" w:w="100"/>
+              <w:bottom w:type="dxa" w:w="60"/>
+              <w:right w:type="dxa" w:w="100"/>
+            </w:tcMar>
+          </w:tcPr>
+          <w:p>
+            <w:pPr>
+              <w:jc w:val="left"/>
+            </w:pPr>
+            <w:r>
+              <w:rPr>
+                <w:rFonts w:ascii="Arial" w:cs="Arial" w:eastAsia="Arial" w:hAnsi="Arial"/>
+                <w:b/>
+                <w:bCs/>
+                <w:color w:val="1B1B1B"/>
+                <w:sz w:val="18"/>
+                <w:szCs w:val="18"/>
+              </w:rPr>
+              <w:t xml:space="preserve">Self-attention</w:t>
+            </w:r>
+          </w:p>
+        </w:tc>
+        <w:tc>
+          <w:tcPr>
+            <w:tcW w:type="dxa" w:w="4340"/>
+            <w:tcBorders>
+              <w:top w:val="single" w:color="BBBBBB" w:sz="1"/>
+              <w:left w:val="single" w:color="BBBBBB" w:sz="1"/>
+              <w:bottom w:val="single" w:color="BBBBBB" w:sz="1"/>
+              <w:right w:val="single" w:color="BBBBBB" w:sz="1"/>
+            </w:tcBorders>
+            <w:shd w:fill="F4F6FA" w:val="clear"/>
+            <w:tcMar>
+              <w:top w:type="dxa" w:w="60"/>
+              <w:left w:type="dxa" w:w="100"/>
+              <w:bottom w:type="dxa" w:w="60"/>
+              <w:right w:type="dxa" w:w="100"/>
+            </w:tcMar>
+          </w:tcPr>
+          <w:p>
+            <w:pPr>
+              <w:jc w:val="left"/>
+            </w:pPr>
+            <w:r>
+              <w:rPr>
+                <w:rFonts w:ascii="Arial" w:cs="Arial" w:eastAsia="Arial" w:hAnsi="Arial"/>
+                <w:b w:val="false"/>
+                <w:bCs w:val="false"/>
+                <w:color w:val="1B1B1B"/>
+                <w:sz w:val="18"/>
+                <w:szCs w:val="18"/>
+              </w:rPr>
+              <w:t xml:space="preserve">ZGMHSA (multi-head self-attention at P5)</w:t>
+            </w:r>
+          </w:p>
+        </w:tc>
+        <w:tc>
+          <w:tcPr>
+            <w:tcW w:type="dxa" w:w="2500"/>
+            <w:tcBorders>
+              <w:top w:val="single" w:color="BBBBBB" w:sz="1"/>
+              <w:left w:val="single" w:color="BBBBBB" w:sz="1"/>
+              <w:bottom w:val="single" w:color="BBBBBB" w:sz="1"/>
+              <w:right w:val="single" w:color="BBBBBB" w:sz="1"/>
+            </w:tcBorders>
+            <w:shd w:fill="F4F6FA" w:val="clear"/>
+            <w:tcMar>
+              <w:top w:type="dxa" w:w="60"/>
+              <w:left w:type="dxa" w:w="100"/>
+              <w:bottom w:type="dxa" w:w="60"/>
+              <w:right w:type="dxa" w:w="100"/>
+            </w:tcMar>
+          </w:tcPr>
+          <w:p>
+            <w:pPr>
+              <w:jc w:val="left"/>
+            </w:pPr>
+            <w:r>
+              <w:rPr>
+                <w:rFonts w:ascii="Arial" w:cs="Arial" w:eastAsia="Arial" w:hAnsi="Arial"/>
+                <w:b w:val="false"/>
+                <w:bCs w:val="false"/>
+                <w:color w:val="1B1B1B"/>
+                <w:sz w:val="18"/>
+                <w:szCs w:val="18"/>
+              </w:rPr>
+              <w:t xml:space="preserve">Not retained</w:t>
+            </w:r>
+          </w:p>
+        </w:tc>
+      </w:tr>
+      <w:tr>
+        <w:tc>
+          <w:tcPr>
+            <w:tcW w:type="dxa" w:w="2520"/>
+            <w:tcBorders>
+              <w:top w:val="single" w:color="BBBBBB" w:sz="1"/>
+              <w:left w:val="single" w:color="BBBBBB" w:sz="1"/>
+              <w:bottom w:val="single" w:color="BBBBBB" w:sz="1"/>
+              <w:right w:val="single" w:color="BBBBBB" w:sz="1"/>
+            </w:tcBorders>
+            <w:shd w:fill="FFFFFF" w:val="clear"/>
+            <w:tcMar>
+              <w:top w:type="dxa" w:w="60"/>
+              <w:left w:type="dxa" w:w="100"/>
+              <w:bottom w:type="dxa" w:w="60"/>
+              <w:right w:type="dxa" w:w="100"/>
+            </w:tcMar>
+          </w:tcPr>
+          <w:p>
+            <w:pPr>
+              <w:jc w:val="left"/>
+            </w:pPr>
+            <w:r>
+              <w:rPr>
+                <w:rFonts w:ascii="Arial" w:cs="Arial" w:eastAsia="Arial" w:hAnsi="Arial"/>
+                <w:b/>
+                <w:bCs/>
+                <w:color w:val="1B1B1B"/>
+                <w:sz w:val="18"/>
+                <w:szCs w:val="18"/>
+              </w:rPr>
+              <w:t xml:space="preserve">Pyramid pooling at P3</w:t>
+            </w:r>
+          </w:p>
+        </w:tc>
+        <w:tc>
+          <w:tcPr>
+            <w:tcW w:type="dxa" w:w="4340"/>
+            <w:tcBorders>
+              <w:top w:val="single" w:color="BBBBBB" w:sz="1"/>
+              <w:left w:val="single" w:color="BBBBBB" w:sz="1"/>
+              <w:bottom w:val="single" w:color="BBBBBB" w:sz="1"/>
+              <w:right w:val="single" w:color="BBBBBB" w:sz="1"/>
+            </w:tcBorders>
+            <w:shd w:fill="FFFFFF" w:val="clear"/>
+            <w:tcMar>
+              <w:top w:type="dxa" w:w="60"/>
+              <w:left w:type="dxa" w:w="100"/>
+              <w:bottom w:type="dxa" w:w="60"/>
+              <w:right w:type="dxa" w:w="100"/>
+            </w:tcMar>
+          </w:tcPr>
+          <w:p>
+            <w:pPr>
+              <w:jc w:val="left"/>
+            </w:pPr>
+            <w:r>
+              <w:rPr>
+                <w:rFonts w:ascii="Arial" w:cs="Arial" w:eastAsia="Arial" w:hAnsi="Arial"/>
+                <w:b w:val="false"/>
+                <w:bCs w:val="false"/>
+                <w:color w:val="1B1B1B"/>
+                <w:sz w:val="18"/>
+                <w:szCs w:val="18"/>
+              </w:rPr>
+              <w:t xml:space="preserve">SPP / SPPF, ASPP (atrous spatial pyramid)</w:t>
+            </w:r>
+          </w:p>
+        </w:tc>
+        <w:tc>
+          <w:tcPr>
+            <w:tcW w:type="dxa" w:w="2500"/>
+            <w:tcBorders>
+              <w:top w:val="single" w:color="BBBBBB" w:sz="1"/>
+              <w:left w:val="single" w:color="BBBBBB" w:sz="1"/>
+              <w:bottom w:val="single" w:color="BBBBBB" w:sz="1"/>
+              <w:right w:val="single" w:color="BBBBBB" w:sz="1"/>
+            </w:tcBorders>
+            <w:shd w:fill="FFFFFF" w:val="clear"/>
+            <w:tcMar>
+              <w:top w:type="dxa" w:w="60"/>
+              <w:left w:type="dxa" w:w="100"/>
+              <w:bottom w:type="dxa" w:w="60"/>
+              <w:right w:type="dxa" w:w="100"/>
+            </w:tcMar>
+          </w:tcPr>
+          <w:p>
+            <w:pPr>
+              <w:jc w:val="left"/>
+            </w:pPr>
+            <w:r>
+              <w:rPr>
+                <w:rFonts w:ascii="Arial" w:cs="Arial" w:eastAsia="Arial" w:hAnsi="Arial"/>
+                <w:b w:val="false"/>
+                <w:bCs w:val="false"/>
+                <w:color w:val="1B1B1B"/>
+                <w:sz w:val="18"/>
+                <w:szCs w:val="18"/>
+              </w:rPr>
+              <w:t xml:space="preserve">Not retained</w:t>
+            </w:r>
+          </w:p>
+        </w:tc>
+      </w:tr>
+      <w:tr>
+        <w:tc>
+          <w:tcPr>
+            <w:tcW w:type="dxa" w:w="2520"/>
+            <w:tcBorders>
+              <w:top w:val="single" w:color="BBBBBB" w:sz="1"/>
+              <w:left w:val="single" w:color="BBBBBB" w:sz="1"/>
+              <w:bottom w:val="single" w:color="BBBBBB" w:sz="1"/>
+              <w:right w:val="single" w:color="BBBBBB" w:sz="1"/>
+            </w:tcBorders>
+            <w:shd w:fill="F4F6FA" w:val="clear"/>
+            <w:tcMar>
+              <w:top w:type="dxa" w:w="60"/>
+              <w:left w:type="dxa" w:w="100"/>
+              <w:bottom w:type="dxa" w:w="60"/>
+              <w:right w:type="dxa" w:w="100"/>
+            </w:tcMar>
+          </w:tcPr>
+          <w:p>
+            <w:pPr>
+              <w:jc w:val="left"/>
+            </w:pPr>
+            <w:r>
+              <w:rPr>
+                <w:rFonts w:ascii="Arial" w:cs="Arial" w:eastAsia="Arial" w:hAnsi="Arial"/>
+                <w:b/>
+                <w:bCs/>
+                <w:color w:val="1B1B1B"/>
+                <w:sz w:val="18"/>
+                <w:szCs w:val="18"/>
+              </w:rPr>
+              <w:t xml:space="preserve">Deformable / snake operators</w:t>
+            </w:r>
+          </w:p>
+        </w:tc>
+        <w:tc>
+          <w:tcPr>
+            <w:tcW w:type="dxa" w:w="4340"/>
+            <w:tcBorders>
+              <w:top w:val="single" w:color="BBBBBB" w:sz="1"/>
+              <w:left w:val="single" w:color="BBBBBB" w:sz="1"/>
+              <w:bottom w:val="single" w:color="BBBBBB" w:sz="1"/>
+              <w:right w:val="single" w:color="BBBBBB" w:sz="1"/>
+            </w:tcBorders>
+            <w:shd w:fill="F4F6FA" w:val="clear"/>
+            <w:tcMar>
+              <w:top w:type="dxa" w:w="60"/>
+              <w:left w:type="dxa" w:w="100"/>
+              <w:bottom w:type="dxa" w:w="60"/>
+              <w:right w:type="dxa" w:w="100"/>
+            </w:tcMar>
+          </w:tcPr>
+          <w:p>
+            <w:pPr>
+              <w:jc w:val="left"/>
+            </w:pPr>
+            <w:r>
+              <w:rPr>
+                <w:rFonts w:ascii="Arial" w:cs="Arial" w:eastAsia="Arial" w:hAnsi="Arial"/>
+                <w:b w:val="false"/>
+                <w:bCs w:val="false"/>
+                <w:color w:val="1B1B1B"/>
+                <w:sz w:val="18"/>
+                <w:szCs w:val="18"/>
+              </w:rPr>
+              <w:t xml:space="preserve">ZGDCN (deformable conv), ZGDSConv (dynamic snake conv)</w:t>
+            </w:r>
+          </w:p>
+        </w:tc>
+        <w:tc>
+          <w:tcPr>
+            <w:tcW w:type="dxa" w:w="2500"/>
+            <w:tcBorders>
+              <w:top w:val="single" w:color="BBBBBB" w:sz="1"/>
+              <w:left w:val="single" w:color="BBBBBB" w:sz="1"/>
+              <w:bottom w:val="single" w:color="BBBBBB" w:sz="1"/>
+              <w:right w:val="single" w:color="BBBBBB" w:sz="1"/>
+            </w:tcBorders>
+            <w:shd w:fill="F4F6FA" w:val="clear"/>
+            <w:tcMar>
+              <w:top w:type="dxa" w:w="60"/>
+              <w:left w:type="dxa" w:w="100"/>
+              <w:bottom w:type="dxa" w:w="60"/>
+              <w:right w:type="dxa" w:w="100"/>
+            </w:tcMar>
+          </w:tcPr>
+          <w:p>
+            <w:pPr>
+              <w:jc w:val="left"/>
+            </w:pPr>
+            <w:r>
+              <w:rPr>
+                <w:rFonts w:ascii="Arial" w:cs="Arial" w:eastAsia="Arial" w:hAnsi="Arial"/>
+                <w:b w:val="false"/>
+                <w:bCs w:val="false"/>
+                <w:color w:val="1B1B1B"/>
+                <w:sz w:val="18"/>
+                <w:szCs w:val="18"/>
+              </w:rPr>
+              <w:t xml:space="preserve">Not retained</w:t>
+            </w:r>
+          </w:p>
+        </w:tc>
+      </w:tr>
+      <w:tr>
+        <w:tc>
+          <w:tcPr>
+            <w:tcW w:type="dxa" w:w="2520"/>
+            <w:tcBorders>
+              <w:top w:val="single" w:color="BBBBBB" w:sz="1"/>
+              <w:left w:val="single" w:color="BBBBBB" w:sz="1"/>
+              <w:bottom w:val="single" w:color="BBBBBB" w:sz="1"/>
+              <w:right w:val="single" w:color="BBBBBB" w:sz="1"/>
+            </w:tcBorders>
+            <w:shd w:fill="FFFFFF" w:val="clear"/>
+            <w:tcMar>
+              <w:top w:type="dxa" w:w="60"/>
+              <w:left w:type="dxa" w:w="100"/>
+              <w:bottom w:type="dxa" w:w="60"/>
+              <w:right w:type="dxa" w:w="100"/>
+            </w:tcMar>
+          </w:tcPr>
+          <w:p>
+            <w:pPr>
+              <w:jc w:val="left"/>
+            </w:pPr>
+            <w:r>
+              <w:rPr>
+                <w:rFonts w:ascii="Arial" w:cs="Arial" w:eastAsia="Arial" w:hAnsi="Arial"/>
+                <w:b/>
+                <w:bCs/>
+                <w:color w:val="1B1B1B"/>
+                <w:sz w:val="18"/>
+                <w:szCs w:val="18"/>
+              </w:rPr>
+              <w:t xml:space="preserve">Other operators</w:t>
+            </w:r>
+          </w:p>
+        </w:tc>
+        <w:tc>
+          <w:tcPr>
+            <w:tcW w:type="dxa" w:w="4340"/>
+            <w:tcBorders>
+              <w:top w:val="single" w:color="BBBBBB" w:sz="1"/>
+              <w:left w:val="single" w:color="BBBBBB" w:sz="1"/>
+              <w:bottom w:val="single" w:color="BBBBBB" w:sz="1"/>
+              <w:right w:val="single" w:color="BBBBBB" w:sz="1"/>
+            </w:tcBorders>
+            <w:shd w:fill="FFFFFF" w:val="clear"/>
+            <w:tcMar>
+              <w:top w:type="dxa" w:w="60"/>
+              <w:left w:type="dxa" w:w="100"/>
+              <w:bottom w:type="dxa" w:w="60"/>
+              <w:right w:type="dxa" w:w="100"/>
+            </w:tcMar>
+          </w:tcPr>
+          <w:p>
+            <w:pPr>
+              <w:jc w:val="left"/>
+            </w:pPr>
+            <w:r>
+              <w:rPr>
+                <w:rFonts w:ascii="Arial" w:cs="Arial" w:eastAsia="Arial" w:hAnsi="Arial"/>
+                <w:b w:val="false"/>
+                <w:bCs w:val="false"/>
+                <w:color w:val="1B1B1B"/>
+                <w:sz w:val="18"/>
+                <w:szCs w:val="18"/>
+              </w:rPr>
+              <w:t xml:space="preserve">ZGStar (StarNet multiplicative feature mixing)</w:t>
+            </w:r>
+          </w:p>
+        </w:tc>
+        <w:tc>
+          <w:tcPr>
+            <w:tcW w:type="dxa" w:w="2500"/>
+            <w:tcBorders>
+              <w:top w:val="single" w:color="BBBBBB" w:sz="1"/>
+              <w:left w:val="single" w:color="BBBBBB" w:sz="1"/>
+              <w:bottom w:val="single" w:color="BBBBBB" w:sz="1"/>
+              <w:right w:val="single" w:color="BBBBBB" w:sz="1"/>
+            </w:tcBorders>
+            <w:shd w:fill="FFFFFF" w:val="clear"/>
+            <w:tcMar>
+              <w:top w:type="dxa" w:w="60"/>
+              <w:left w:type="dxa" w:w="100"/>
+              <w:bottom w:type="dxa" w:w="60"/>
+              <w:right w:type="dxa" w:w="100"/>
+            </w:tcMar>
+          </w:tcPr>
+          <w:p>
+            <w:pPr>
+              <w:jc w:val="left"/>
+            </w:pPr>
+            <w:r>
+              <w:rPr>
+                <w:rFonts w:ascii="Arial" w:cs="Arial" w:eastAsia="Arial" w:hAnsi="Arial"/>
+                <w:b w:val="false"/>
+                <w:bCs w:val="false"/>
+                <w:color w:val="1B1B1B"/>
+                <w:sz w:val="18"/>
+                <w:szCs w:val="18"/>
+              </w:rPr>
+              <w:t xml:space="preserve">Not retained</w:t>
+            </w:r>
+          </w:p>
+        </w:tc>
+      </w:tr>
+      <w:tr>
+        <w:tc>
+          <w:tcPr>
+            <w:tcW w:type="dxa" w:w="2520"/>
+            <w:tcBorders>
+              <w:top w:val="single" w:color="BBBBBB" w:sz="1"/>
+              <w:left w:val="single" w:color="BBBBBB" w:sz="1"/>
+              <w:bottom w:val="single" w:color="BBBBBB" w:sz="1"/>
+              <w:right w:val="single" w:color="BBBBBB" w:sz="1"/>
+            </w:tcBorders>
+            <w:shd w:fill="F4F6FA" w:val="clear"/>
+            <w:tcMar>
+              <w:top w:type="dxa" w:w="60"/>
+              <w:left w:type="dxa" w:w="100"/>
+              <w:bottom w:type="dxa" w:w="60"/>
+              <w:right w:type="dxa" w:w="100"/>
+            </w:tcMar>
+          </w:tcPr>
+          <w:p>
+            <w:pPr>
+              <w:jc w:val="left"/>
+            </w:pPr>
+            <w:r>
+              <w:rPr>
+                <w:rFonts w:ascii="Arial" w:cs="Arial" w:eastAsia="Arial" w:hAnsi="Arial"/>
+                <w:b/>
+                <w:bCs/>
+                <w:color w:val="1B1B1B"/>
+                <w:sz w:val="18"/>
+                <w:szCs w:val="18"/>
+              </w:rPr>
+              <w:t xml:space="preserve">Dynamic upsampling</w:t>
+            </w:r>
+          </w:p>
+        </w:tc>
+        <w:tc>
+          <w:tcPr>
+            <w:tcW w:type="dxa" w:w="4340"/>
+            <w:tcBorders>
+              <w:top w:val="single" w:color="BBBBBB" w:sz="1"/>
+              <w:left w:val="single" w:color="BBBBBB" w:sz="1"/>
+              <w:bottom w:val="single" w:color="BBBBBB" w:sz="1"/>
+              <w:right w:val="single" w:color="BBBBBB" w:sz="1"/>
+            </w:tcBorders>
+            <w:shd w:fill="F4F6FA" w:val="clear"/>
+            <w:tcMar>
+              <w:top w:type="dxa" w:w="60"/>
+              <w:left w:type="dxa" w:w="100"/>
+              <w:bottom w:type="dxa" w:w="60"/>
+              <w:right w:type="dxa" w:w="100"/>
+            </w:tcMar>
+          </w:tcPr>
+          <w:p>
+            <w:pPr>
+              <w:jc w:val="left"/>
+            </w:pPr>
+            <w:r>
+              <w:rPr>
+                <w:rFonts w:ascii="Arial" w:cs="Arial" w:eastAsia="Arial" w:hAnsi="Arial"/>
+                <w:b w:val="false"/>
+                <w:bCs w:val="false"/>
+                <w:color w:val="1B1B1B"/>
+                <w:sz w:val="18"/>
+                <w:szCs w:val="18"/>
+              </w:rPr>
+              <w:t xml:space="preserve">DySample (content-aware upsampling, P3 / all levels)</w:t>
+            </w:r>
+          </w:p>
+        </w:tc>
+        <w:tc>
+          <w:tcPr>
+            <w:tcW w:type="dxa" w:w="2500"/>
+            <w:tcBorders>
+              <w:top w:val="single" w:color="BBBBBB" w:sz="1"/>
+              <w:left w:val="single" w:color="BBBBBB" w:sz="1"/>
+              <w:bottom w:val="single" w:color="BBBBBB" w:sz="1"/>
+              <w:right w:val="single" w:color="BBBBBB" w:sz="1"/>
+            </w:tcBorders>
+            <w:shd w:fill="F4F6FA" w:val="clear"/>
+            <w:tcMar>
+              <w:top w:type="dxa" w:w="60"/>
+              <w:left w:type="dxa" w:w="100"/>
+              <w:bottom w:type="dxa" w:w="60"/>
+              <w:right w:type="dxa" w:w="100"/>
+            </w:tcMar>
+          </w:tcPr>
+          <w:p>
+            <w:pPr>
+              <w:jc w:val="left"/>
+            </w:pPr>
+            <w:r>
+              <w:rPr>
+                <w:rFonts w:ascii="Arial" w:cs="Arial" w:eastAsia="Arial" w:hAnsi="Arial"/>
+                <w:b w:val="false"/>
+                <w:bCs w:val="false"/>
+                <w:color w:val="1B1B1B"/>
+                <w:sz w:val="18"/>
+                <w:szCs w:val="18"/>
+              </w:rPr>
+              <w:t xml:space="preserve">Not retained</w:t>
+            </w:r>
+          </w:p>
+        </w:tc>
+      </w:tr>
+      <w:tr>
+        <w:tc>
+          <w:tcPr>
+            <w:tcW w:type="dxa" w:w="2520"/>
+            <w:tcBorders>
+              <w:top w:val="single" w:color="BBBBBB" w:sz="1"/>
+              <w:left w:val="single" w:color="BBBBBB" w:sz="1"/>
+              <w:bottom w:val="single" w:color="BBBBBB" w:sz="1"/>
+              <w:right w:val="single" w:color="BBBBBB" w:sz="1"/>
+            </w:tcBorders>
+            <w:shd w:fill="FFFFFF" w:val="clear"/>
+            <w:tcMar>
+              <w:top w:type="dxa" w:w="60"/>
+              <w:left w:type="dxa" w:w="100"/>
+              <w:bottom w:type="dxa" w:w="60"/>
+              <w:right w:type="dxa" w:w="100"/>
+            </w:tcMar>
+          </w:tcPr>
+          <w:p>
+            <w:pPr>
+              <w:jc w:val="left"/>
+            </w:pPr>
+            <w:r>
+              <w:rPr>
+                <w:rFonts w:ascii="Arial" w:cs="Arial" w:eastAsia="Arial" w:hAnsi="Arial"/>
+                <w:b/>
+                <w:bCs/>
+                <w:color w:val="1B1B1B"/>
+                <w:sz w:val="18"/>
+                <w:szCs w:val="18"/>
+              </w:rPr>
+              <w:t xml:space="preserve">Capacity redistribution</w:t>
+            </w:r>
+          </w:p>
+        </w:tc>
+        <w:tc>
+          <w:tcPr>
+            <w:tcW w:type="dxa" w:w="4340"/>
+            <w:tcBorders>
+              <w:top w:val="single" w:color="BBBBBB" w:sz="1"/>
+              <w:left w:val="single" w:color="BBBBBB" w:sz="1"/>
+              <w:bottom w:val="single" w:color="BBBBBB" w:sz="1"/>
+              <w:right w:val="single" w:color="BBBBBB" w:sz="1"/>
+            </w:tcBorders>
+            <w:shd w:fill="FFFFFF" w:val="clear"/>
+            <w:tcMar>
+              <w:top w:type="dxa" w:w="60"/>
+              <w:left w:type="dxa" w:w="100"/>
+              <w:bottom w:type="dxa" w:w="60"/>
+              <w:right w:type="dxa" w:w="100"/>
+            </w:tcMar>
+          </w:tcPr>
+          <w:p>
+            <w:pPr>
+              <w:jc w:val="left"/>
+            </w:pPr>
+            <w:r>
+              <w:rPr>
+                <w:rFonts w:ascii="Arial" w:cs="Arial" w:eastAsia="Arial" w:hAnsi="Arial"/>
+                <w:b w:val="false"/>
+                <w:bCs w:val="false"/>
+                <w:color w:val="1B1B1B"/>
+                <w:sz w:val="18"/>
+                <w:szCs w:val="18"/>
+              </w:rPr>
+              <w:t xml:space="preserve">P5 -&gt; P3 capacity shift (LD-redistribute), P3-attention + redistribute</w:t>
+            </w:r>
+          </w:p>
+        </w:tc>
+        <w:tc>
+          <w:tcPr>
+            <w:tcW w:type="dxa" w:w="2500"/>
+            <w:tcBorders>
+              <w:top w:val="single" w:color="BBBBBB" w:sz="1"/>
+              <w:left w:val="single" w:color="BBBBBB" w:sz="1"/>
+              <w:bottom w:val="single" w:color="BBBBBB" w:sz="1"/>
+              <w:right w:val="single" w:color="BBBBBB" w:sz="1"/>
+            </w:tcBorders>
+            <w:shd w:fill="FFFFFF" w:val="clear"/>
+            <w:tcMar>
+              <w:top w:type="dxa" w:w="60"/>
+              <w:left w:type="dxa" w:w="100"/>
+              <w:bottom w:type="dxa" w:w="60"/>
+              <w:right w:type="dxa" w:w="100"/>
+            </w:tcMar>
+          </w:tcPr>
+          <w:p>
+            <w:pPr>
+              <w:jc w:val="left"/>
+            </w:pPr>
+            <w:r>
+              <w:rPr>
+                <w:rFonts w:ascii="Arial" w:cs="Arial" w:eastAsia="Arial" w:hAnsi="Arial"/>
+                <w:b w:val="false"/>
+                <w:bCs w:val="false"/>
+                <w:color w:val="1B1B1B"/>
+                <w:sz w:val="18"/>
+                <w:szCs w:val="18"/>
+              </w:rPr>
+              <w:t xml:space="preserve">Not retained</w:t>
+            </w:r>
+          </w:p>
+        </w:tc>
+      </w:tr>
+      <w:tr>
+        <w:tc>
+          <w:tcPr>
+            <w:tcW w:type="dxa" w:w="2520"/>
+            <w:tcBorders>
+              <w:top w:val="single" w:color="BBBBBB" w:sz="1"/>
+              <w:left w:val="single" w:color="BBBBBB" w:sz="1"/>
+              <w:bottom w:val="single" w:color="BBBBBB" w:sz="1"/>
+              <w:right w:val="single" w:color="BBBBBB" w:sz="1"/>
+            </w:tcBorders>
+            <w:shd w:fill="F4F6FA" w:val="clear"/>
+            <w:tcMar>
+              <w:top w:type="dxa" w:w="60"/>
+              <w:left w:type="dxa" w:w="100"/>
+              <w:bottom w:type="dxa" w:w="60"/>
+              <w:right w:type="dxa" w:w="100"/>
+            </w:tcMar>
+          </w:tcPr>
+          <w:p>
+            <w:pPr>
+              <w:jc w:val="left"/>
+            </w:pPr>
+            <w:r>
+              <w:rPr>
+                <w:rFonts w:ascii="Arial" w:cs="Arial" w:eastAsia="Arial" w:hAnsi="Arial"/>
+                <w:b/>
+                <w:bCs/>
+                <w:color w:val="1B1B1B"/>
+                <w:sz w:val="18"/>
+                <w:szCs w:val="18"/>
+              </w:rPr>
+              <w:t xml:space="preserve">P3 depth &amp; path topology</w:t>
+            </w:r>
+          </w:p>
+        </w:tc>
+        <w:tc>
+          <w:tcPr>
+            <w:tcW w:type="dxa" w:w="4340"/>
+            <w:tcBorders>
+              <w:top w:val="single" w:color="BBBBBB" w:sz="1"/>
+              <w:left w:val="single" w:color="BBBBBB" w:sz="1"/>
+              <w:bottom w:val="single" w:color="BBBBBB" w:sz="1"/>
+              <w:right w:val="single" w:color="BBBBBB" w:sz="1"/>
+            </w:tcBorders>
+            <w:shd w:fill="F4F6FA" w:val="clear"/>
+            <w:tcMar>
+              <w:top w:type="dxa" w:w="60"/>
+              <w:left w:type="dxa" w:w="100"/>
+              <w:bottom w:type="dxa" w:w="60"/>
+              <w:right w:type="dxa" w:w="100"/>
+            </w:tcMar>
+          </w:tcPr>
+          <w:p>
+            <w:pPr>
+              <w:jc w:val="left"/>
+            </w:pPr>
+            <w:r>
+              <w:rPr>
+                <w:rFonts w:ascii="Arial" w:cs="Arial" w:eastAsia="Arial" w:hAnsi="Arial"/>
+                <w:b w:val="false"/>
+                <w:bCs w:val="false"/>
+                <w:color w:val="1B1B1B"/>
+                <w:sz w:val="18"/>
+                <w:szCs w:val="18"/>
+              </w:rPr>
+              <w:t xml:space="preserve">deeper-P3 head (3 reps), deeper-P3 backbone (4 reps), dual-path P3, bidirectional P3, dense P3&lt;-&gt;P4 skip, P3 attention</w:t>
+            </w:r>
+          </w:p>
+        </w:tc>
+        <w:tc>
+          <w:tcPr>
+            <w:tcW w:type="dxa" w:w="2500"/>
+            <w:tcBorders>
+              <w:top w:val="single" w:color="BBBBBB" w:sz="1"/>
+              <w:left w:val="single" w:color="BBBBBB" w:sz="1"/>
+              <w:bottom w:val="single" w:color="BBBBBB" w:sz="1"/>
+              <w:right w:val="single" w:color="BBBBBB" w:sz="1"/>
+            </w:tcBorders>
+            <w:shd w:fill="F4F6FA" w:val="clear"/>
+            <w:tcMar>
+              <w:top w:type="dxa" w:w="60"/>
+              <w:left w:type="dxa" w:w="100"/>
+              <w:bottom w:type="dxa" w:w="60"/>
+              <w:right w:type="dxa" w:w="100"/>
+            </w:tcMar>
+          </w:tcPr>
+          <w:p>
+            <w:pPr>
+              <w:jc w:val="left"/>
+            </w:pPr>
+            <w:r>
+              <w:rPr>
+                <w:rFonts w:ascii="Arial" w:cs="Arial" w:eastAsia="Arial" w:hAnsi="Arial"/>
+                <w:b w:val="false"/>
+                <w:bCs w:val="false"/>
+                <w:color w:val="1B1B1B"/>
+                <w:sz w:val="18"/>
+                <w:szCs w:val="18"/>
+              </w:rPr>
+              <w:t xml:space="preserve">Not retained</w:t>
+            </w:r>
+          </w:p>
+        </w:tc>
+      </w:tr>
+      <w:tr>
+        <w:tc>
+          <w:tcPr>
+            <w:tcW w:type="dxa" w:w="2520"/>
+            <w:tcBorders>
+              <w:top w:val="single" w:color="BBBBBB" w:sz="1"/>
+              <w:left w:val="single" w:color="BBBBBB" w:sz="1"/>
+              <w:bottom w:val="single" w:color="BBBBBB" w:sz="1"/>
+              <w:right w:val="single" w:color="BBBBBB" w:sz="1"/>
+            </w:tcBorders>
+            <w:shd w:fill="FFFFFF" w:val="clear"/>
+            <w:tcMar>
+              <w:top w:type="dxa" w:w="60"/>
+              <w:left w:type="dxa" w:w="100"/>
+              <w:bottom w:type="dxa" w:w="60"/>
+              <w:right w:type="dxa" w:w="100"/>
+            </w:tcMar>
+          </w:tcPr>
+          <w:p>
+            <w:pPr>
+              <w:jc w:val="left"/>
+            </w:pPr>
+            <w:r>
+              <w:rPr>
+                <w:rFonts w:ascii="Arial" w:cs="Arial" w:eastAsia="Arial" w:hAnsi="Arial"/>
+                <w:b/>
+                <w:bCs/>
+                <w:color w:val="1B1B1B"/>
+                <w:sz w:val="18"/>
+                <w:szCs w:val="18"/>
+              </w:rPr>
+              <w:t xml:space="preserve">High-resolution / small-object detail</w:t>
+            </w:r>
+          </w:p>
+        </w:tc>
+        <w:tc>
+          <w:tcPr>
+            <w:tcW w:type="dxa" w:w="4340"/>
+            <w:tcBorders>
+              <w:top w:val="single" w:color="BBBBBB" w:sz="1"/>
+              <w:left w:val="single" w:color="BBBBBB" w:sz="1"/>
+              <w:bottom w:val="single" w:color="BBBBBB" w:sz="1"/>
+              <w:right w:val="single" w:color="BBBBBB" w:sz="1"/>
+            </w:tcBorders>
+            <w:shd w:fill="FFFFFF" w:val="clear"/>
+            <w:tcMar>
+              <w:top w:type="dxa" w:w="60"/>
+              <w:left w:type="dxa" w:w="100"/>
+              <w:bottom w:type="dxa" w:w="60"/>
+              <w:right w:type="dxa" w:w="100"/>
+            </w:tcMar>
+          </w:tcPr>
+          <w:p>
+            <w:pPr>
+              <w:jc w:val="left"/>
+            </w:pPr>
+            <w:r>
+              <w:rPr>
+                <w:rFonts w:ascii="Arial" w:cs="Arial" w:eastAsia="Arial" w:hAnsi="Arial"/>
+                <w:b w:val="false"/>
+                <w:bCs w:val="false"/>
+                <w:color w:val="1B1B1B"/>
+                <w:sz w:val="18"/>
+                <w:szCs w:val="18"/>
+              </w:rPr>
+              <w:t xml:space="preserve">ZGSmallDetail, ZGP2Fuse (inject backbone P2 into P3), P2 (stride-4) detection head</w:t>
+            </w:r>
+          </w:p>
+        </w:tc>
+        <w:tc>
+          <w:tcPr>
+            <w:tcW w:type="dxa" w:w="2500"/>
+            <w:tcBorders>
+              <w:top w:val="single" w:color="BBBBBB" w:sz="1"/>
+              <w:left w:val="single" w:color="BBBBBB" w:sz="1"/>
+              <w:bottom w:val="single" w:color="BBBBBB" w:sz="1"/>
+              <w:right w:val="single" w:color="BBBBBB" w:sz="1"/>
+            </w:tcBorders>
+            <w:shd w:fill="FFFFFF" w:val="clear"/>
+            <w:tcMar>
+              <w:top w:type="dxa" w:w="60"/>
+              <w:left w:type="dxa" w:w="100"/>
+              <w:bottom w:type="dxa" w:w="60"/>
+              <w:right w:type="dxa" w:w="100"/>
+            </w:tcMar>
+          </w:tcPr>
+          <w:p>
+            <w:pPr>
+              <w:jc w:val="left"/>
+            </w:pPr>
+            <w:r>
+              <w:rPr>
+                <w:rFonts w:ascii="Arial" w:cs="Arial" w:eastAsia="Arial" w:hAnsi="Arial"/>
+                <w:b w:val="false"/>
+                <w:bCs w:val="false"/>
+                <w:color w:val="1B1B1B"/>
+                <w:sz w:val="18"/>
+                <w:szCs w:val="18"/>
+              </w:rPr>
+              <w:t xml:space="preserve">ZGSmallDetail adopted at P3</w:t>
+            </w:r>
+          </w:p>
+        </w:tc>
+      </w:tr>
+      <w:tr>
+        <w:tc>
+          <w:tcPr>
+            <w:tcW w:type="dxa" w:w="2520"/>
+            <w:tcBorders>
+              <w:top w:val="single" w:color="BBBBBB" w:sz="1"/>
+              <w:left w:val="single" w:color="BBBBBB" w:sz="1"/>
+              <w:bottom w:val="single" w:color="BBBBBB" w:sz="1"/>
+              <w:right w:val="single" w:color="BBBBBB" w:sz="1"/>
+            </w:tcBorders>
+            <w:shd w:fill="F4F6FA" w:val="clear"/>
+            <w:tcMar>
+              <w:top w:type="dxa" w:w="60"/>
+              <w:left w:type="dxa" w:w="100"/>
+              <w:bottom w:type="dxa" w:w="60"/>
+              <w:right w:type="dxa" w:w="100"/>
+            </w:tcMar>
+          </w:tcPr>
+          <w:p>
+            <w:pPr>
+              <w:jc w:val="left"/>
+            </w:pPr>
+            <w:r>
+              <w:rPr>
+                <w:rFonts w:ascii="Arial" w:cs="Arial" w:eastAsia="Arial" w:hAnsi="Arial"/>
+                <w:b/>
+                <w:bCs/>
+                <w:color w:val="1B1B1B"/>
+                <w:sz w:val="18"/>
+                <w:szCs w:val="18"/>
+              </w:rPr>
+              <w:t xml:space="preserve">Neck topology</w:t>
+            </w:r>
+          </w:p>
+        </w:tc>
+        <w:tc>
+          <w:tcPr>
+            <w:tcW w:type="dxa" w:w="4340"/>
+            <w:tcBorders>
+              <w:top w:val="single" w:color="BBBBBB" w:sz="1"/>
+              <w:left w:val="single" w:color="BBBBBB" w:sz="1"/>
+              <w:bottom w:val="single" w:color="BBBBBB" w:sz="1"/>
+              <w:right w:val="single" w:color="BBBBBB" w:sz="1"/>
+            </w:tcBorders>
+            <w:shd w:fill="F4F6FA" w:val="clear"/>
+            <w:tcMar>
+              <w:top w:type="dxa" w:w="60"/>
+              <w:left w:type="dxa" w:w="100"/>
+              <w:bottom w:type="dxa" w:w="60"/>
+              <w:right w:type="dxa" w:w="100"/>
+            </w:tcMar>
+          </w:tcPr>
+          <w:p>
+            <w:pPr>
+              <w:jc w:val="left"/>
+            </w:pPr>
+            <w:r>
+              <w:rPr>
+                <w:rFonts w:ascii="Arial" w:cs="Arial" w:eastAsia="Arial" w:hAnsi="Arial"/>
+                <w:b w:val="false"/>
+                <w:bCs w:val="false"/>
+                <w:color w:val="1B1B1B"/>
+                <w:sz w:val="18"/>
+                <w:szCs w:val="18"/>
+              </w:rPr>
+              <w:t xml:space="preserve">WeightedConcat (BiFPN-style weighted fusion), doubled PAN, dual-neck (separate box/cls pyramids)</w:t>
+            </w:r>
+          </w:p>
+        </w:tc>
+        <w:tc>
+          <w:tcPr>
+            <w:tcW w:type="dxa" w:w="2500"/>
+            <w:tcBorders>
+              <w:top w:val="single" w:color="BBBBBB" w:sz="1"/>
+              <w:left w:val="single" w:color="BBBBBB" w:sz="1"/>
+              <w:bottom w:val="single" w:color="BBBBBB" w:sz="1"/>
+              <w:right w:val="single" w:color="BBBBBB" w:sz="1"/>
+            </w:tcBorders>
+            <w:shd w:fill="F4F6FA" w:val="clear"/>
+            <w:tcMar>
+              <w:top w:type="dxa" w:w="60"/>
+              <w:left w:type="dxa" w:w="100"/>
+              <w:bottom w:type="dxa" w:w="60"/>
+              <w:right w:type="dxa" w:w="100"/>
+            </w:tcMar>
+          </w:tcPr>
+          <w:p>
+            <w:pPr>
+              <w:jc w:val="left"/>
+            </w:pPr>
+            <w:r>
+              <w:rPr>
+                <w:rFonts w:ascii="Arial" w:cs="Arial" w:eastAsia="Arial" w:hAnsi="Arial"/>
+                <w:b w:val="false"/>
+                <w:bCs w:val="false"/>
+                <w:color w:val="1B1B1B"/>
+                <w:sz w:val="18"/>
+                <w:szCs w:val="18"/>
+              </w:rPr>
+              <w:t xml:space="preserve">Not retained</w:t>
+            </w:r>
+          </w:p>
+        </w:tc>
+      </w:tr>
+      <w:tr>
+        <w:tc>
+          <w:tcPr>
+            <w:tcW w:type="dxa" w:w="2520"/>
+            <w:tcBorders>
+              <w:top w:val="single" w:color="BBBBBB" w:sz="1"/>
+              <w:left w:val="single" w:color="BBBBBB" w:sz="1"/>
+              <w:bottom w:val="single" w:color="BBBBBB" w:sz="1"/>
+              <w:right w:val="single" w:color="BBBBBB" w:sz="1"/>
+            </w:tcBorders>
+            <w:shd w:fill="FFFFFF" w:val="clear"/>
+            <w:tcMar>
+              <w:top w:type="dxa" w:w="60"/>
+              <w:left w:type="dxa" w:w="100"/>
+              <w:bottom w:type="dxa" w:w="60"/>
+              <w:right w:type="dxa" w:w="100"/>
+            </w:tcMar>
+          </w:tcPr>
+          <w:p>
+            <w:pPr>
+              <w:jc w:val="left"/>
+            </w:pPr>
+            <w:r>
+              <w:rPr>
+                <w:rFonts w:ascii="Arial" w:cs="Arial" w:eastAsia="Arial" w:hAnsi="Arial"/>
+                <w:b/>
+                <w:bCs/>
+                <w:color w:val="1B1B1B"/>
+                <w:sz w:val="18"/>
+                <w:szCs w:val="18"/>
+              </w:rPr>
+              <w:t xml:space="preserve">Auxiliary / deep-supervision heads</w:t>
+            </w:r>
+          </w:p>
+        </w:tc>
+        <w:tc>
+          <w:tcPr>
+            <w:tcW w:type="dxa" w:w="4340"/>
+            <w:tcBorders>
+              <w:top w:val="single" w:color="BBBBBB" w:sz="1"/>
+              <w:left w:val="single" w:color="BBBBBB" w:sz="1"/>
+              <w:bottom w:val="single" w:color="BBBBBB" w:sz="1"/>
+              <w:right w:val="single" w:color="BBBBBB" w:sz="1"/>
+            </w:tcBorders>
+            <w:shd w:fill="FFFFFF" w:val="clear"/>
+            <w:tcMar>
+              <w:top w:type="dxa" w:w="60"/>
+              <w:left w:type="dxa" w:w="100"/>
+              <w:bottom w:type="dxa" w:w="60"/>
+              <w:right w:type="dxa" w:w="100"/>
+            </w:tcMar>
+          </w:tcPr>
+          <w:p>
+            <w:pPr>
+              <w:jc w:val="left"/>
+            </w:pPr>
+            <w:r>
+              <w:rPr>
+                <w:rFonts w:ascii="Arial" w:cs="Arial" w:eastAsia="Arial" w:hAnsi="Arial"/>
+                <w:b w:val="false"/>
+                <w:bCs w:val="false"/>
+                <w:color w:val="1B1B1B"/>
+                <w:sz w:val="18"/>
+                <w:szCs w:val="18"/>
+              </w:rPr>
+              <w:t xml:space="preserve">DetectAux (weight sweep 0.25-1.0), DetectAuxDual, DetectAuxDualDeepP3, backbone-anchored aux ([4,6,8])</w:t>
+            </w:r>
+          </w:p>
+        </w:tc>
+        <w:tc>
+          <w:tcPr>
+            <w:tcW w:type="dxa" w:w="2500"/>
+            <w:tcBorders>
+              <w:top w:val="single" w:color="BBBBBB" w:sz="1"/>
+              <w:left w:val="single" w:color="BBBBBB" w:sz="1"/>
+              <w:bottom w:val="single" w:color="BBBBBB" w:sz="1"/>
+              <w:right w:val="single" w:color="BBBBBB" w:sz="1"/>
+            </w:tcBorders>
+            <w:shd w:fill="FFFFFF" w:val="clear"/>
+            <w:tcMar>
+              <w:top w:type="dxa" w:w="60"/>
+              <w:left w:type="dxa" w:w="100"/>
+              <w:bottom w:type="dxa" w:w="60"/>
+              <w:right w:type="dxa" w:w="100"/>
+            </w:tcMar>
+          </w:tcPr>
+          <w:p>
+            <w:pPr>
+              <w:jc w:val="left"/>
+            </w:pPr>
+            <w:r>
+              <w:rPr>
+                <w:rFonts w:ascii="Arial" w:cs="Arial" w:eastAsia="Arial" w:hAnsi="Arial"/>
+                <w:b w:val="false"/>
+                <w:bCs w:val="false"/>
+                <w:color w:val="1B1B1B"/>
+                <w:sz w:val="18"/>
+                <w:szCs w:val="18"/>
+              </w:rPr>
+              <w:t xml:space="preserve">DetectAuxDual adopted (auxiliary branch train-only)</w:t>
+            </w:r>
+          </w:p>
+        </w:tc>
+      </w:tr>
+      <w:tr>
+        <w:tc>
+          <w:tcPr>
+            <w:tcW w:type="dxa" w:w="2520"/>
+            <w:tcBorders>
+              <w:top w:val="single" w:color="BBBBBB" w:sz="1"/>
+              <w:left w:val="single" w:color="BBBBBB" w:sz="1"/>
+              <w:bottom w:val="single" w:color="BBBBBB" w:sz="1"/>
+              <w:right w:val="single" w:color="BBBBBB" w:sz="1"/>
+            </w:tcBorders>
+            <w:shd w:fill="F4F6FA" w:val="clear"/>
+            <w:tcMar>
+              <w:top w:type="dxa" w:w="60"/>
+              <w:left w:type="dxa" w:w="100"/>
+              <w:bottom w:type="dxa" w:w="60"/>
+              <w:right w:type="dxa" w:w="100"/>
+            </w:tcMar>
+          </w:tcPr>
+          <w:p>
+            <w:pPr>
+              <w:jc w:val="left"/>
+            </w:pPr>
+            <w:r>
+              <w:rPr>
+                <w:rFonts w:ascii="Arial" w:cs="Arial" w:eastAsia="Arial" w:hAnsi="Arial"/>
+                <w:b/>
+                <w:bCs/>
+                <w:color w:val="1B1B1B"/>
+                <w:sz w:val="18"/>
+                <w:szCs w:val="18"/>
+              </w:rPr>
+              <w:t xml:space="preserve">Decoupled heads</w:t>
+            </w:r>
+          </w:p>
+        </w:tc>
+        <w:tc>
+          <w:tcPr>
+            <w:tcW w:type="dxa" w:w="4340"/>
+            <w:tcBorders>
+              <w:top w:val="single" w:color="BBBBBB" w:sz="1"/>
+              <w:left w:val="single" w:color="BBBBBB" w:sz="1"/>
+              <w:bottom w:val="single" w:color="BBBBBB" w:sz="1"/>
+              <w:right w:val="single" w:color="BBBBBB" w:sz="1"/>
+            </w:tcBorders>
+            <w:shd w:fill="F4F6FA" w:val="clear"/>
+            <w:tcMar>
+              <w:top w:type="dxa" w:w="60"/>
+              <w:left w:type="dxa" w:w="100"/>
+              <w:bottom w:type="dxa" w:w="60"/>
+              <w:right w:type="dxa" w:w="100"/>
+            </w:tcMar>
+          </w:tcPr>
+          <w:p>
+            <w:pPr>
+              <w:jc w:val="left"/>
+            </w:pPr>
+            <w:r>
+              <w:rPr>
+                <w:rFonts w:ascii="Arial" w:cs="Arial" w:eastAsia="Arial" w:hAnsi="Arial"/>
+                <w:b w:val="false"/>
+                <w:bCs w:val="false"/>
+                <w:color w:val="1B1B1B"/>
+                <w:sz w:val="18"/>
+                <w:szCs w:val="18"/>
+              </w:rPr>
+              <w:t xml:space="preserve">DetectDecoupled, DetectDecoupledObj, DetectDecoupledAux, DetectDecoupledCosine, dual-neck decoupled</w:t>
+            </w:r>
+          </w:p>
+        </w:tc>
+        <w:tc>
+          <w:tcPr>
+            <w:tcW w:type="dxa" w:w="2500"/>
+            <w:tcBorders>
+              <w:top w:val="single" w:color="BBBBBB" w:sz="1"/>
+              <w:left w:val="single" w:color="BBBBBB" w:sz="1"/>
+              <w:bottom w:val="single" w:color="BBBBBB" w:sz="1"/>
+              <w:right w:val="single" w:color="BBBBBB" w:sz="1"/>
+            </w:tcBorders>
+            <w:shd w:fill="F4F6FA" w:val="clear"/>
+            <w:tcMar>
+              <w:top w:type="dxa" w:w="60"/>
+              <w:left w:type="dxa" w:w="100"/>
+              <w:bottom w:type="dxa" w:w="60"/>
+              <w:right w:type="dxa" w:w="100"/>
+            </w:tcMar>
+          </w:tcPr>
+          <w:p>
+            <w:pPr>
+              <w:jc w:val="left"/>
+            </w:pPr>
+            <w:r>
+              <w:rPr>
+                <w:rFonts w:ascii="Arial" w:cs="Arial" w:eastAsia="Arial" w:hAnsi="Arial"/>
+                <w:b w:val="false"/>
+                <w:bCs w:val="false"/>
+                <w:color w:val="1B1B1B"/>
+                <w:sz w:val="18"/>
+                <w:szCs w:val="18"/>
+              </w:rPr>
+              <w:t xml:space="preserve">Not retained</w:t>
+            </w:r>
+          </w:p>
+        </w:tc>
+      </w:tr>
+      <w:tr>
+        <w:tc>
+          <w:tcPr>
+            <w:tcW w:type="dxa" w:w="2520"/>
+            <w:tcBorders>
+              <w:top w:val="single" w:color="BBBBBB" w:sz="1"/>
+              <w:left w:val="single" w:color="BBBBBB" w:sz="1"/>
+              <w:bottom w:val="single" w:color="BBBBBB" w:sz="1"/>
+              <w:right w:val="single" w:color="BBBBBB" w:sz="1"/>
+            </w:tcBorders>
+            <w:shd w:fill="FFFFFF" w:val="clear"/>
+            <w:tcMar>
+              <w:top w:type="dxa" w:w="60"/>
+              <w:left w:type="dxa" w:w="100"/>
+              <w:bottom w:type="dxa" w:w="60"/>
+              <w:right w:type="dxa" w:w="100"/>
+            </w:tcMar>
+          </w:tcPr>
+          <w:p>
+            <w:pPr>
+              <w:jc w:val="left"/>
+            </w:pPr>
+            <w:r>
+              <w:rPr>
+                <w:rFonts w:ascii="Arial" w:cs="Arial" w:eastAsia="Arial" w:hAnsi="Arial"/>
+                <w:b/>
+                <w:bCs/>
+                <w:color w:val="1B1B1B"/>
+                <w:sz w:val="18"/>
+                <w:szCs w:val="18"/>
+              </w:rPr>
+              <w:t xml:space="preserve">Objectness</w:t>
+            </w:r>
+          </w:p>
+        </w:tc>
+        <w:tc>
+          <w:tcPr>
+            <w:tcW w:type="dxa" w:w="4340"/>
+            <w:tcBorders>
+              <w:top w:val="single" w:color="BBBBBB" w:sz="1"/>
+              <w:left w:val="single" w:color="BBBBBB" w:sz="1"/>
+              <w:bottom w:val="single" w:color="BBBBBB" w:sz="1"/>
+              <w:right w:val="single" w:color="BBBBBB" w:sz="1"/>
+            </w:tcBorders>
+            <w:shd w:fill="FFFFFF" w:val="clear"/>
+            <w:tcMar>
+              <w:top w:type="dxa" w:w="60"/>
+              <w:left w:type="dxa" w:w="100"/>
+              <w:bottom w:type="dxa" w:w="60"/>
+              <w:right w:type="dxa" w:w="100"/>
+            </w:tcMar>
+          </w:tcPr>
+          <w:p>
+            <w:pPr>
+              <w:jc w:val="left"/>
+            </w:pPr>
+            <w:r>
+              <w:rPr>
+                <w:rFonts w:ascii="Arial" w:cs="Arial" w:eastAsia="Arial" w:hAnsi="Arial"/>
+                <w:b w:val="false"/>
+                <w:bCs w:val="false"/>
+                <w:color w:val="1B1B1B"/>
+                <w:sz w:val="18"/>
+                <w:szCs w:val="18"/>
+              </w:rPr>
+              <w:t xml:space="preserve">DetectObj (softened objectness, beta 0.3 / 0.5)</w:t>
+            </w:r>
+          </w:p>
+        </w:tc>
+        <w:tc>
+          <w:tcPr>
+            <w:tcW w:type="dxa" w:w="2500"/>
+            <w:tcBorders>
+              <w:top w:val="single" w:color="BBBBBB" w:sz="1"/>
+              <w:left w:val="single" w:color="BBBBBB" w:sz="1"/>
+              <w:bottom w:val="single" w:color="BBBBBB" w:sz="1"/>
+              <w:right w:val="single" w:color="BBBBBB" w:sz="1"/>
+            </w:tcBorders>
+            <w:shd w:fill="FFFFFF" w:val="clear"/>
+            <w:tcMar>
+              <w:top w:type="dxa" w:w="60"/>
+              <w:left w:type="dxa" w:w="100"/>
+              <w:bottom w:type="dxa" w:w="60"/>
+              <w:right w:type="dxa" w:w="100"/>
+            </w:tcMar>
+          </w:tcPr>
+          <w:p>
+            <w:pPr>
+              <w:jc w:val="left"/>
+            </w:pPr>
+            <w:r>
+              <w:rPr>
+                <w:rFonts w:ascii="Arial" w:cs="Arial" w:eastAsia="Arial" w:hAnsi="Arial"/>
+                <w:b w:val="false"/>
+                <w:bCs w:val="false"/>
+                <w:color w:val="1B1B1B"/>
+                <w:sz w:val="18"/>
+                <w:szCs w:val="18"/>
+              </w:rPr>
+              <w:t xml:space="preserve">Not retained</w:t>
+            </w:r>
+          </w:p>
+        </w:tc>
+      </w:tr>
+      <w:tr>
+        <w:tc>
+          <w:tcPr>
+            <w:tcW w:type="dxa" w:w="2520"/>
+            <w:tcBorders>
+              <w:top w:val="single" w:color="BBBBBB" w:sz="1"/>
+              <w:left w:val="single" w:color="BBBBBB" w:sz="1"/>
+              <w:bottom w:val="single" w:color="BBBBBB" w:sz="1"/>
+              <w:right w:val="single" w:color="BBBBBB" w:sz="1"/>
+            </w:tcBorders>
+            <w:shd w:fill="F4F6FA" w:val="clear"/>
+            <w:tcMar>
+              <w:top w:type="dxa" w:w="60"/>
+              <w:left w:type="dxa" w:w="100"/>
+              <w:bottom w:type="dxa" w:w="60"/>
+              <w:right w:type="dxa" w:w="100"/>
+            </w:tcMar>
+          </w:tcPr>
+          <w:p>
+            <w:pPr>
+              <w:jc w:val="left"/>
+            </w:pPr>
+            <w:r>
+              <w:rPr>
+                <w:rFonts w:ascii="Arial" w:cs="Arial" w:eastAsia="Arial" w:hAnsi="Arial"/>
+                <w:b/>
+                <w:bCs/>
+                <w:color w:val="1B1B1B"/>
+                <w:sz w:val="18"/>
+                <w:szCs w:val="18"/>
+              </w:rPr>
+              <w:t xml:space="preserve">Classifier scoring</w:t>
+            </w:r>
+          </w:p>
+        </w:tc>
+        <w:tc>
+          <w:tcPr>
+            <w:tcW w:type="dxa" w:w="4340"/>
+            <w:tcBorders>
+              <w:top w:val="single" w:color="BBBBBB" w:sz="1"/>
+              <w:left w:val="single" w:color="BBBBBB" w:sz="1"/>
+              <w:bottom w:val="single" w:color="BBBBBB" w:sz="1"/>
+              <w:right w:val="single" w:color="BBBBBB" w:sz="1"/>
+            </w:tcBorders>
+            <w:shd w:fill="F4F6FA" w:val="clear"/>
+            <w:tcMar>
+              <w:top w:type="dxa" w:w="60"/>
+              <w:left w:type="dxa" w:w="100"/>
+              <w:bottom w:type="dxa" w:w="60"/>
+              <w:right w:type="dxa" w:w="100"/>
+            </w:tcMar>
+          </w:tcPr>
+          <w:p>
+            <w:pPr>
+              <w:jc w:val="left"/>
+            </w:pPr>
+            <w:r>
+              <w:rPr>
+                <w:rFonts w:ascii="Arial" w:cs="Arial" w:eastAsia="Arial" w:hAnsi="Arial"/>
+                <w:b w:val="false"/>
+                <w:bCs w:val="false"/>
+                <w:color w:val="1B1B1B"/>
+                <w:sz w:val="18"/>
+                <w:szCs w:val="18"/>
+              </w:rPr>
+              <w:t xml:space="preserve">DetectCosine (cosine/prototype), DetectMultiProto, DetectCGC (class-guided context)</w:t>
+            </w:r>
+          </w:p>
+        </w:tc>
+        <w:tc>
+          <w:tcPr>
+            <w:tcW w:type="dxa" w:w="2500"/>
+            <w:tcBorders>
+              <w:top w:val="single" w:color="BBBBBB" w:sz="1"/>
+              <w:left w:val="single" w:color="BBBBBB" w:sz="1"/>
+              <w:bottom w:val="single" w:color="BBBBBB" w:sz="1"/>
+              <w:right w:val="single" w:color="BBBBBB" w:sz="1"/>
+            </w:tcBorders>
+            <w:shd w:fill="F4F6FA" w:val="clear"/>
+            <w:tcMar>
+              <w:top w:type="dxa" w:w="60"/>
+              <w:left w:type="dxa" w:w="100"/>
+              <w:bottom w:type="dxa" w:w="60"/>
+              <w:right w:type="dxa" w:w="100"/>
+            </w:tcMar>
+          </w:tcPr>
+          <w:p>
+            <w:pPr>
+              <w:jc w:val="left"/>
+            </w:pPr>
+            <w:r>
+              <w:rPr>
+                <w:rFonts w:ascii="Arial" w:cs="Arial" w:eastAsia="Arial" w:hAnsi="Arial"/>
+                <w:b w:val="false"/>
+                <w:bCs w:val="false"/>
+                <w:color w:val="1B1B1B"/>
+                <w:sz w:val="18"/>
+                <w:szCs w:val="18"/>
+              </w:rPr>
+              <w:t xml:space="preserve">Not retained</w:t>
+            </w:r>
+          </w:p>
+        </w:tc>
+      </w:tr>
+      <w:tr>
+        <w:tc>
+          <w:tcPr>
+            <w:tcW w:type="dxa" w:w="2520"/>
+            <w:tcBorders>
+              <w:top w:val="single" w:color="BBBBBB" w:sz="1"/>
+              <w:left w:val="single" w:color="BBBBBB" w:sz="1"/>
+              <w:bottom w:val="single" w:color="BBBBBB" w:sz="1"/>
+              <w:right w:val="single" w:color="BBBBBB" w:sz="1"/>
+            </w:tcBorders>
+            <w:shd w:fill="FFFFFF" w:val="clear"/>
+            <w:tcMar>
+              <w:top w:type="dxa" w:w="60"/>
+              <w:left w:type="dxa" w:w="100"/>
+              <w:bottom w:type="dxa" w:w="60"/>
+              <w:right w:type="dxa" w:w="100"/>
+            </w:tcMar>
+          </w:tcPr>
+          <w:p>
+            <w:pPr>
+              <w:jc w:val="left"/>
+            </w:pPr>
+            <w:r>
+              <w:rPr>
+                <w:rFonts w:ascii="Arial" w:cs="Arial" w:eastAsia="Arial" w:hAnsi="Arial"/>
+                <w:b/>
+                <w:bCs/>
+                <w:color w:val="1B1B1B"/>
+                <w:sz w:val="18"/>
+                <w:szCs w:val="18"/>
+              </w:rPr>
+              <w:t xml:space="preserve">Classification-tower capacity</w:t>
+            </w:r>
+          </w:p>
+        </w:tc>
+        <w:tc>
+          <w:tcPr>
+            <w:tcW w:type="dxa" w:w="4340"/>
+            <w:tcBorders>
+              <w:top w:val="single" w:color="BBBBBB" w:sz="1"/>
+              <w:left w:val="single" w:color="BBBBBB" w:sz="1"/>
+              <w:bottom w:val="single" w:color="BBBBBB" w:sz="1"/>
+              <w:right w:val="single" w:color="BBBBBB" w:sz="1"/>
+            </w:tcBorders>
+            <w:shd w:fill="FFFFFF" w:val="clear"/>
+            <w:tcMar>
+              <w:top w:type="dxa" w:w="60"/>
+              <w:left w:type="dxa" w:w="100"/>
+              <w:bottom w:type="dxa" w:w="60"/>
+              <w:right w:type="dxa" w:w="100"/>
+            </w:tcMar>
+          </w:tcPr>
+          <w:p>
+            <w:pPr>
+              <w:jc w:val="left"/>
+            </w:pPr>
+            <w:r>
+              <w:rPr>
+                <w:rFonts w:ascii="Arial" w:cs="Arial" w:eastAsia="Arial" w:hAnsi="Arial"/>
+                <w:b w:val="false"/>
+                <w:bCs w:val="false"/>
+                <w:color w:val="1B1B1B"/>
+                <w:sz w:val="18"/>
+                <w:szCs w:val="18"/>
+              </w:rPr>
+              <w:t xml:space="preserve">DetectDeepCls (2-&gt;4 blocks), DetectWideCls (2x width), DetectSmallCls, DetectLKACls</w:t>
+            </w:r>
+          </w:p>
+        </w:tc>
+        <w:tc>
+          <w:tcPr>
+            <w:tcW w:type="dxa" w:w="2500"/>
+            <w:tcBorders>
+              <w:top w:val="single" w:color="BBBBBB" w:sz="1"/>
+              <w:left w:val="single" w:color="BBBBBB" w:sz="1"/>
+              <w:bottom w:val="single" w:color="BBBBBB" w:sz="1"/>
+              <w:right w:val="single" w:color="BBBBBB" w:sz="1"/>
+            </w:tcBorders>
+            <w:shd w:fill="FFFFFF" w:val="clear"/>
+            <w:tcMar>
+              <w:top w:type="dxa" w:w="60"/>
+              <w:left w:type="dxa" w:w="100"/>
+              <w:bottom w:type="dxa" w:w="60"/>
+              <w:right w:type="dxa" w:w="100"/>
+            </w:tcMar>
+          </w:tcPr>
+          <w:p>
+            <w:pPr>
+              <w:jc w:val="left"/>
+            </w:pPr>
+            <w:r>
+              <w:rPr>
+                <w:rFonts w:ascii="Arial" w:cs="Arial" w:eastAsia="Arial" w:hAnsi="Arial"/>
+                <w:b w:val="false"/>
+                <w:bCs w:val="false"/>
+                <w:color w:val="1B1B1B"/>
+                <w:sz w:val="18"/>
+                <w:szCs w:val="18"/>
+              </w:rPr>
+              <w:t xml:space="preserve">Not retained</w:t>
+            </w:r>
+          </w:p>
+        </w:tc>
+      </w:tr>
+      <w:tr>
+        <w:tc>
+          <w:tcPr>
+            <w:tcW w:type="dxa" w:w="2520"/>
+            <w:tcBorders>
+              <w:top w:val="single" w:color="BBBBBB" w:sz="1"/>
+              <w:left w:val="single" w:color="BBBBBB" w:sz="1"/>
+              <w:bottom w:val="single" w:color="BBBBBB" w:sz="1"/>
+              <w:right w:val="single" w:color="BBBBBB" w:sz="1"/>
+            </w:tcBorders>
+            <w:shd w:fill="F4F6FA" w:val="clear"/>
+            <w:tcMar>
+              <w:top w:type="dxa" w:w="60"/>
+              <w:left w:type="dxa" w:w="100"/>
+              <w:bottom w:type="dxa" w:w="60"/>
+              <w:right w:type="dxa" w:w="100"/>
+            </w:tcMar>
+          </w:tcPr>
+          <w:p>
+            <w:pPr>
+              <w:jc w:val="left"/>
+            </w:pPr>
+            <w:r>
+              <w:rPr>
+                <w:rFonts w:ascii="Arial" w:cs="Arial" w:eastAsia="Arial" w:hAnsi="Arial"/>
+                <w:b/>
+                <w:bCs/>
+                <w:color w:val="1B1B1B"/>
+                <w:sz w:val="18"/>
+                <w:szCs w:val="18"/>
+              </w:rPr>
+              <w:t xml:space="preserve">Input resolution</w:t>
+            </w:r>
+          </w:p>
+        </w:tc>
+        <w:tc>
+          <w:tcPr>
+            <w:tcW w:type="dxa" w:w="4340"/>
+            <w:tcBorders>
+              <w:top w:val="single" w:color="BBBBBB" w:sz="1"/>
+              <w:left w:val="single" w:color="BBBBBB" w:sz="1"/>
+              <w:bottom w:val="single" w:color="BBBBBB" w:sz="1"/>
+              <w:right w:val="single" w:color="BBBBBB" w:sz="1"/>
+            </w:tcBorders>
+            <w:shd w:fill="F4F6FA" w:val="clear"/>
+            <w:tcMar>
+              <w:top w:type="dxa" w:w="60"/>
+              <w:left w:type="dxa" w:w="100"/>
+              <w:bottom w:type="dxa" w:w="60"/>
+              <w:right w:type="dxa" w:w="100"/>
+            </w:tcMar>
+          </w:tcPr>
+          <w:p>
+            <w:pPr>
+              <w:jc w:val="left"/>
+            </w:pPr>
+            <w:r>
+              <w:rPr>
+                <w:rFonts w:ascii="Arial" w:cs="Arial" w:eastAsia="Arial" w:hAnsi="Arial"/>
+                <w:b w:val="false"/>
+                <w:bCs w:val="false"/>
+                <w:color w:val="1B1B1B"/>
+                <w:sz w:val="18"/>
+                <w:szCs w:val="18"/>
+              </w:rPr>
+              <w:t xml:space="preserve">640 vs 800 vs 960 px</w:t>
+            </w:r>
+          </w:p>
+        </w:tc>
+        <w:tc>
+          <w:tcPr>
+            <w:tcW w:type="dxa" w:w="2500"/>
+            <w:tcBorders>
+              <w:top w:val="single" w:color="BBBBBB" w:sz="1"/>
+              <w:left w:val="single" w:color="BBBBBB" w:sz="1"/>
+              <w:bottom w:val="single" w:color="BBBBBB" w:sz="1"/>
+              <w:right w:val="single" w:color="BBBBBB" w:sz="1"/>
+            </w:tcBorders>
+            <w:shd w:fill="F4F6FA" w:val="clear"/>
+            <w:tcMar>
+              <w:top w:type="dxa" w:w="60"/>
+              <w:left w:type="dxa" w:w="100"/>
+              <w:bottom w:type="dxa" w:w="60"/>
+              <w:right w:type="dxa" w:w="100"/>
+            </w:tcMar>
+          </w:tcPr>
+          <w:p>
+            <w:pPr>
+              <w:jc w:val="left"/>
+            </w:pPr>
+            <w:r>
+              <w:rPr>
+                <w:rFonts w:ascii="Arial" w:cs="Arial" w:eastAsia="Arial" w:hAnsi="Arial"/>
+                <w:b w:val="false"/>
+                <w:bCs w:val="false"/>
+                <w:color w:val="1B1B1B"/>
+                <w:sz w:val="18"/>
+                <w:szCs w:val="18"/>
+              </w:rPr>
+              <w:t xml:space="preserve">Not retained (kept 640)</w:t>
             </w:r>
           </w:p>
         </w:tc>
@@ -3433,7 +5045,7 @@
           <w:sz w:val="18"/>
           <w:szCs w:val="18"/>
         </w:rPr>
-        <w:t xml:space="preserve">Table 2. Architecture variants explored and their outcome. Only the retained modules appear in the final globalctx design (Figure 1).</w:t>
+        <w:t xml:space="preserve">Table 2. Mechanisms and approaches explored during the architecture search, grouped by idea. Adopted entries (ZGSmallDetail, ZGLSKAWideFuse, ZGLSKAWideFuseV2, ZGGlobalContext, DetectAuxDual) form the final design in Figure 1.</w:t>
       </w:r>
     </w:p>
     <w:p>
@@ -3451,7 +5063,7 @@
           <w:sz w:val="22"/>
           <w:szCs w:val="22"/>
         </w:rPr>
-        <w:t xml:space="preserve">Quantitative ablations and final accuracy for the retained design are reported in the Results section on the leakage-free split; this chapter describes the architecture and the mechanisms, not the numbers.</w:t>
+        <w:t xml:space="preserve">Quantitative ablations and final accuracy for the adopted design are reported in the Results section on the leakage-free split; this chapter describes the architecture, the mechanisms, and the space of approaches that were explored.</w:t>
       </w:r>
     </w:p>
     <w:sectPr>
